--- a/formats/postwar_existentialist_surrealist_colonial_aftermath_complete.docx
+++ b/formats/postwar_existentialist_surrealist_colonial_aftermath_complete.docx
@@ -10,523 +10,59 @@
         <w:t xml:space="preserve">THE INK OF FORGETTING</w:t>
       </w:r>
     </w:p>
-    <w:bookmarkStart w:id="9" w:name="chapter-1"/>
-    <w:p>
-      <w:pPr>
-        <w:pStyle w:val="Heading2"/>
-      </w:pPr>
-      <w:r>
-        <w:rPr>
-          <w:b/>
-          <w:bCs/>
-        </w:rPr>
-        <w:t xml:space="preserve">CHAPTER 1</w:t>
-      </w:r>
-    </w:p>
-    <w:p>
-      <w:pPr>
-        <w:pStyle w:val="FirstParagraph"/>
-      </w:pPr>
-      <w:r>
-        <w:t xml:space="preserve">The cartographer’s pen had bled a new border across my father’s land, a line of India ink that smelled of cloves and decay. I pressed my thumb into the wet parchment, smearing the colony into a bruise. The official merely sighed, dipped his nib again, and drew my fingerprint around the stain, naming it a sovereign state.</w:t>
-      </w:r>
-    </w:p>
-    <w:p>
-      <w:pPr>
-        <w:pStyle w:val="BodyText"/>
-      </w:pPr>
-      <w:r>
-        <w:t xml:space="preserve">It was not a grand theft. Not a whole, vaulted dome of it. Just a piece, a ragged swatch the colour of a day-old bruise, torn from the horizon where the sea met the nothing. I stole it with my eyes, then with the stub of charcoal I kept in my pocket, smearing it onto the blank ration-book page. The act was quiet, desperate. A colonial child’s magic: if I could take the sky into my hands, then perhaps the sky, and the world it roofed, did not yet own me completely.</w:t>
-      </w:r>
-    </w:p>
-    <w:p>
-      <w:pPr>
-        <w:pStyle w:val="BodyText"/>
-      </w:pPr>
-      <w:r>
-        <w:t xml:space="preserve">“Elias.”</w:t>
-      </w:r>
-    </w:p>
-    <w:p>
-      <w:pPr>
-        <w:pStyle w:val="BodyText"/>
-      </w:pPr>
-      <w:r>
-        <w:t xml:space="preserve">My father’s voice was a stone dropped into the shallow well of my concentration. I did not look up. I was adding the suggestion of the old fort on the headland, a crumbling molar against the gumline of the land.</w:t>
-      </w:r>
-    </w:p>
-    <w:p>
-      <w:pPr>
-        <w:pStyle w:val="BodyText"/>
-      </w:pPr>
-      <w:r>
-        <w:t xml:space="preserve">“Elias. The light is going.”</w:t>
-      </w:r>
-    </w:p>
-    <w:p>
-      <w:pPr>
-        <w:pStyle w:val="BodyText"/>
-      </w:pPr>
-      <w:r>
-        <w:t xml:space="preserve">It was. The stolen bruise was deepening into a venous purple. The air, thick and warm as blood, began to cool at its edges. I closed the ration book, the sky trapped between its pages, and stood from the rock where I’d perched. My knees popped. Sixteen years old and my body already sounded like an old house settling.</w:t>
-      </w:r>
-    </w:p>
-    <w:p>
-      <w:pPr>
-        <w:pStyle w:val="BodyText"/>
-      </w:pPr>
-      <w:r>
-        <w:t xml:space="preserve">He was waiting on the path, a silhouette leaning on his carved stick. Not for support—his legs were still good—but as a pointer, a conductor’s baton for a world that refused to keep time. Professor Alistair Finch, formerly of King’s College, presently of Nowhere, the Uncharted Hinterland of His Own Mind. He wore a linen suit the colour of dust, and the dust here loved him for it, clung to him like a second, more honest skin.</w:t>
-      </w:r>
-    </w:p>
-    <w:p>
-      <w:pPr>
-        <w:pStyle w:val="BodyText"/>
-      </w:pPr>
-      <w:r>
-        <w:t xml:space="preserve">“You were drawing the fort,” he said, not a question. He had the unsettling habit of knowing what you were doing without looking.</w:t>
-      </w:r>
-    </w:p>
-    <w:p>
-      <w:pPr>
-        <w:pStyle w:val="BodyText"/>
-      </w:pPr>
-      <w:r>
-        <w:t xml:space="preserve">“I was drawing the absence of the fort,” I corrected, falling into step beside him. Our dialogue was a worn ritual. “The shape its collapse makes in the air.”</w:t>
-      </w:r>
-    </w:p>
-    <w:p>
-      <w:pPr>
-        <w:pStyle w:val="BodyText"/>
-      </w:pPr>
-      <w:r>
-        <w:t xml:space="preserve">“Sophistry,” he said, but I heard the faint, dry click of approval in his throat. “The empire built in stone. We critique in ghosts. A fair trade, I suppose.”</w:t>
-      </w:r>
-    </w:p>
-    <w:p>
-      <w:pPr>
-        <w:pStyle w:val="BodyText"/>
-      </w:pPr>
-      <w:r>
-        <w:t xml:space="preserve">The path wound down from the bluffs into the town—our town, though we were not of it. Port James was a fever-dream the British Empire had sweated out onto the coast a century ago. A colonial administration building with a wedding-cake facade, now housing a lethargic post office and a family of bats. A cricket pitch gone to meadow, the pitch itself a stubborn, bald rectangle where the ghosts of dead sportsmen probably still argued over LBW decisions. Shops with names like “The Regal Mercantile” selling fishing nets and paraffin. And everywhere, the people who had been here before the names, moving through the English geometry with a patient, tectonic disregard, waiting for the geometry to forget itself.</w:t>
-      </w:r>
-    </w:p>
-    <w:p>
-      <w:pPr>
-        <w:pStyle w:val="BodyText"/>
-      </w:pPr>
-      <w:r>
-        <w:t xml:space="preserve">Which it was doing. Gloriously.</w:t>
-      </w:r>
-    </w:p>
-    <w:p>
-      <w:pPr>
-        <w:pStyle w:val="BodyText"/>
-      </w:pPr>
-      <w:r>
-        <w:t xml:space="preserve">We lived in the old District Officer’s bungalow, a white elephant of a house with a wide veranda that groaned under the weight of its own nostalgia. My father had been allowed to keep it—a courtesy, or a joke. The new ministry man, Mr. Cheltham, lived in a modern concrete box near the harbour. Our house was a museum, and we were its last, confused curators.</w:t>
-      </w:r>
-    </w:p>
-    <w:p>
-      <w:pPr>
-        <w:pStyle w:val="BodyText"/>
-      </w:pPr>
-      <w:r>
-        <w:t xml:space="preserve">Mother was on the veranda, shelling peas into a chipped porcelain bowl that bore the faded crest of some forgotten railway company. Her movements were precise, surgical. Each pod gave a soft</w:t>
-      </w:r>
-      <w:r>
-        <w:t xml:space="preserve"> </w:t>
-      </w:r>
-      <w:r>
-        <w:rPr>
-          <w:i/>
-          <w:iCs/>
-        </w:rPr>
-        <w:t xml:space="preserve">snick</w:t>
-      </w:r>
-      <w:r>
-        <w:t xml:space="preserve">, a green whisper of execution. She was a Parisian painting that had somehow been hung in this humid, salt-rotted gallery. Fine bones, eyes the grey of a winter Seine, hair perpetually escaping its knot in elegant, weary tendrils. She had followed my father here for “fieldwork” twenty years ago. The field had consumed the work, then the ambition, and now it was patiently consuming them both.</w:t>
-      </w:r>
-    </w:p>
-    <w:p>
-      <w:pPr>
-        <w:pStyle w:val="BodyText"/>
-      </w:pPr>
-      <w:r>
-        <w:t xml:space="preserve">“The boy was communing with ruins again,” Father announced, lowering himself into a cane chair that sighed in protest.</w:t>
-      </w:r>
-    </w:p>
-    <w:p>
-      <w:pPr>
-        <w:pStyle w:val="BodyText"/>
-      </w:pPr>
-      <w:r>
-        <w:t xml:space="preserve">“He gets it from you,” she said, not looking up. Her French accent was a delicate scar on her English. “A fascination with empty things.”</w:t>
-      </w:r>
-    </w:p>
-    <w:p>
-      <w:pPr>
-        <w:pStyle w:val="BodyText"/>
-      </w:pPr>
-      <w:r>
-        <w:t xml:space="preserve">“Nothing is empty, Claire. Only waiting for a better story.”</w:t>
-      </w:r>
-    </w:p>
-    <w:p>
-      <w:pPr>
-        <w:pStyle w:val="BodyText"/>
-      </w:pPr>
-      <w:r>
-        <w:t xml:space="preserve">I slipped inside, away from the theatre of their quiet war. The house smelled of mildew, old paper, and the ghost of kerosene. My room was at the back, overlooking what had been an English garden and was now a glorious, tangled riot of local flora winning back its territory. I placed the ration book on my desk, opening it to the stolen sky. In the dim light, it looked less like a sky and more like a stain. A Rorschach blot.</w:t>
-      </w:r>
-      <w:r>
-        <w:t xml:space="preserve"> </w:t>
-      </w:r>
-      <w:r>
-        <w:rPr>
-          <w:i/>
-          <w:iCs/>
-        </w:rPr>
-        <w:t xml:space="preserve">What do you see?</w:t>
-      </w:r>
-      <w:r>
-        <w:t xml:space="preserve"> </w:t>
-      </w:r>
-      <w:r>
-        <w:rPr>
-          <w:i/>
-          <w:iCs/>
-        </w:rPr>
-        <w:t xml:space="preserve">I see a country that wasn’t mine, forgetting the shape it was told to be.</w:t>
-      </w:r>
-    </w:p>
-    <w:p>
-      <w:pPr>
-        <w:pStyle w:val="BodyText"/>
-      </w:pPr>
-      <w:r>
-        <w:t xml:space="preserve">Dinner was the peas, a piece of fried fish tasting vaguely of diesel, and silence broken by the distant, rhythmic thump of generators from the port. The new sound. The future’s heartbeat.</w:t>
-      </w:r>
-    </w:p>
-    <w:p>
-      <w:pPr>
-        <w:pStyle w:val="BodyText"/>
-      </w:pPr>
-      <w:r>
-        <w:t xml:space="preserve">“Cheltham stopped by today,” Mother said, finally. The words lay on the table like a warrant.</w:t>
-      </w:r>
-    </w:p>
-    <w:p>
-      <w:pPr>
-        <w:pStyle w:val="BodyText"/>
-      </w:pPr>
-      <w:r>
-        <w:t xml:space="preserve">Father chewed slowly. “And?”</w:t>
-      </w:r>
-    </w:p>
-    <w:p>
-      <w:pPr>
-        <w:pStyle w:val="BodyText"/>
-      </w:pPr>
-      <w:r>
-        <w:t xml:space="preserve">“He was… assessing. The house. The land. He mentioned the ‘underutilized potential’ of the officer’s quarters. Said the ministry is considering ‘repatriation of colonial assets to the people’s utility.’”</w:t>
-      </w:r>
-    </w:p>
-    <w:p>
-      <w:pPr>
-        <w:pStyle w:val="BodyText"/>
-      </w:pPr>
-      <w:r>
-        <w:t xml:space="preserve">Father put his fork down. It clinked against the plate, a tiny, significant gong. “He wants to turn it into a clinic. Or a school. Something worthy.”</w:t>
-      </w:r>
-    </w:p>
-    <w:p>
-      <w:pPr>
-        <w:pStyle w:val="BodyText"/>
-      </w:pPr>
-      <w:r>
-        <w:t xml:space="preserve">“It might be,” she said softly, aiming the words not at him, but at the space between them.</w:t>
-      </w:r>
-    </w:p>
-    <w:p>
-      <w:pPr>
-        <w:pStyle w:val="BodyText"/>
-      </w:pPr>
-      <w:r>
-        <w:t xml:space="preserve">“This house is a document,” Father said, his voice rising into the register he used for lectures to empty chairs. “You don’t turn a document into a clinic. You read it. You learn why it was written in the first place.”</w:t>
-      </w:r>
-    </w:p>
-    <w:p>
-      <w:pPr>
-        <w:pStyle w:val="BodyText"/>
-      </w:pPr>
-      <w:r>
-        <w:t xml:space="preserve">“It was written because we had the pens, Alistair. And the paper. And the arrogance.” She looked at him, finally. “Now someone else has the pen. They will write a clinic. Or a school. It is what people</w:t>
-      </w:r>
-      <w:r>
-        <w:t xml:space="preserve"> </w:t>
-      </w:r>
-      <w:r>
-        <w:rPr>
-          <w:i/>
-          <w:iCs/>
-        </w:rPr>
-        <w:t xml:space="preserve">need</w:t>
-      </w:r>
-      <w:r>
-        <w:t xml:space="preserve">.”</w:t>
-      </w:r>
-    </w:p>
-    <w:p>
-      <w:pPr>
-        <w:pStyle w:val="BodyText"/>
-      </w:pPr>
-      <w:r>
-        <w:t xml:space="preserve">“What people need is to understand the architecture of their prison before they paint the walls!”</w:t>
-      </w:r>
-    </w:p>
-    <w:p>
-      <w:pPr>
-        <w:pStyle w:val="BodyText"/>
-      </w:pPr>
-      <w:r>
-        <w:t xml:space="preserve">I stared at my fish. This was the familiar fault line. He lived in the grand, tragic narrative of Empire’s End. She lived in the practical, desperate reality of What Comes Next. I lived in the crack between them, drawing pictures.</w:t>
-      </w:r>
-    </w:p>
-    <w:p>
-      <w:pPr>
-        <w:pStyle w:val="BodyText"/>
-      </w:pPr>
-      <w:r>
-        <w:t xml:space="preserve">The argument subsided, not with a resolution, but with exhaustion. It was a tide that went out, leaving the bleak, familiar debris on the shore. After helping Mother clear, I went back to the veranda. The night was absolute, a velvet negation. The stars here were not polite, distant pinpricks. They were a furious, milky spill, a cosmic accident. I could hear the sea chewing on the shore.</w:t>
-      </w:r>
-    </w:p>
-    <w:p>
-      <w:pPr>
-        <w:pStyle w:val="BodyText"/>
-      </w:pPr>
-      <w:r>
-        <w:t xml:space="preserve">And then, a new sound. Not the generators. A low, rhythmic, wooden</w:t>
-      </w:r>
-      <w:r>
-        <w:t xml:space="preserve"> </w:t>
-      </w:r>
-      <w:r>
-        <w:rPr>
-          <w:i/>
-          <w:iCs/>
-        </w:rPr>
-        <w:t xml:space="preserve">clack-clack-clack</w:t>
-      </w:r>
-      <w:r>
-        <w:t xml:space="preserve">.</w:t>
-      </w:r>
-    </w:p>
-    <w:p>
-      <w:pPr>
-        <w:pStyle w:val="BodyText"/>
-      </w:pPr>
-      <w:r>
-        <w:t xml:space="preserve">I peered into the darkness. Down by the old boathouse, a shadow moved against the greater shadow. A figure, bending, straightening.</w:t>
-      </w:r>
-      <w:r>
-        <w:t xml:space="preserve"> </w:t>
-      </w:r>
-      <w:r>
-        <w:rPr>
-          <w:i/>
-          <w:iCs/>
-        </w:rPr>
-        <w:t xml:space="preserve">Clack-clack-clack</w:t>
-      </w:r>
-      <w:r>
-        <w:t xml:space="preserve">. It was Old Joseph, mending his nets by lantern light. He was of the people who were here before the names. He taught me how to track a storm in the taste of the air, how to see the fish beneath the water’s skin. He never called me “master” or “boy.” Just Elias. In his language, it meant “the one who watches.”</w:t>
-      </w:r>
-    </w:p>
-    <w:p>
-      <w:pPr>
-        <w:pStyle w:val="BodyText"/>
-      </w:pPr>
-      <w:r>
-        <w:t xml:space="preserve">I slipped off the veranda, my feet finding the packed earth path by memory. The air was cooler near the water, smelling of salt and rotting wood. Joseph didn’t look up as I approached. His hands, a map of scars and knots, worked the needle and twine with an economy that seemed holy.</w:t>
-      </w:r>
-    </w:p>
-    <w:p>
-      <w:pPr>
-        <w:pStyle w:val="BodyText"/>
-      </w:pPr>
-      <w:r>
-        <w:t xml:space="preserve">“You are out late, Watcher,” he said in his deep, gravelly English.</w:t>
-      </w:r>
-    </w:p>
-    <w:p>
-      <w:pPr>
-        <w:pStyle w:val="BodyText"/>
-      </w:pPr>
-      <w:r>
-        <w:t xml:space="preserve">“Couldn’t sleep.”</w:t>
-      </w:r>
-    </w:p>
-    <w:p>
-      <w:pPr>
-        <w:pStyle w:val="BodyText"/>
-      </w:pPr>
-      <w:r>
-        <w:t xml:space="preserve">“The house is arguing with itself again.”</w:t>
-      </w:r>
-    </w:p>
-    <w:p>
-      <w:pPr>
-        <w:pStyle w:val="BodyText"/>
-      </w:pPr>
-      <w:r>
-        <w:t xml:space="preserve">“Yes.”</w:t>
-      </w:r>
-    </w:p>
-    <w:p>
-      <w:pPr>
-        <w:pStyle w:val="BodyText"/>
-      </w:pPr>
-      <w:r>
-        <w:rPr>
-          <w:i/>
-          <w:iCs/>
-        </w:rPr>
-        <w:t xml:space="preserve">Clack-clack-clack.</w:t>
-      </w:r>
-      <w:r>
-        <w:t xml:space="preserve"> </w:t>
-      </w:r>
-      <w:r>
-        <w:t xml:space="preserve">He finished a knot, bit the twine. “The new man. Cheltham. He asks many questions about the old places. The fort. The caves to the north. The mission hospital on the ridge.”</w:t>
-      </w:r>
-    </w:p>
-    <w:p>
-      <w:pPr>
-        <w:pStyle w:val="BodyText"/>
-      </w:pPr>
-      <w:r>
-        <w:t xml:space="preserve">“He’s an administrator. He likes to know what he’s administering.”</w:t>
-      </w:r>
-    </w:p>
-    <w:p>
-      <w:pPr>
-        <w:pStyle w:val="BodyText"/>
-      </w:pPr>
-      <w:r>
-        <w:t xml:space="preserve">Joseph gave a soft grunt that was not quite agreement. He looked at me, his eyes catching the lantern light, two chips of obsidian. “Some things do not wish to be administered, Elias. Some things are… finished. But not gone. They are waiting.”</w:t>
-      </w:r>
-    </w:p>
-    <w:p>
-      <w:pPr>
-        <w:pStyle w:val="BodyText"/>
-      </w:pPr>
-      <w:r>
-        <w:t xml:space="preserve">“For what?”</w:t>
-      </w:r>
-    </w:p>
-    <w:p>
-      <w:pPr>
-        <w:pStyle w:val="BodyText"/>
-      </w:pPr>
-      <w:r>
-        <w:t xml:space="preserve">“For a better story,” he said, echoing my father with a twist that made the phrase entirely his own. He pointed his needle toward the black mass of the headland. “Your fort. The soldiers are gone. The guns are rust. But the stone is not quiet. At night, it dreams of the weight it once carried. Dreams are heavy. They can pull other things into them.”</w:t>
-      </w:r>
-    </w:p>
-    <w:p>
-      <w:pPr>
-        <w:pStyle w:val="BodyText"/>
-      </w:pPr>
-      <w:r>
-        <w:t xml:space="preserve">It was the kind of thing my father would say, but from Joseph it wasn’t philosophy. It was a weather report. A warning.</w:t>
-      </w:r>
-    </w:p>
-    <w:p>
-      <w:pPr>
-        <w:pStyle w:val="BodyText"/>
-      </w:pPr>
-      <w:r>
-        <w:t xml:space="preserve">“What kind of things?”</w:t>
-      </w:r>
-    </w:p>
-    <w:p>
-      <w:pPr>
-        <w:pStyle w:val="BodyText"/>
-      </w:pPr>
-      <w:r>
-        <w:t xml:space="preserve">He shrugged, a massive movement of his shoulders. “Things that are lost. Things that are between. The world is not a clean page, Watcher. It is a palimpsest. Many writings, one over the other. Sometimes the old writing shows through.” He returned to his net. “Do not go drawing up there at night. The dreams there are not for your little book.”</w:t>
-      </w:r>
-    </w:p>
-    <w:p>
-      <w:pPr>
-        <w:pStyle w:val="BodyText"/>
-      </w:pPr>
-      <w:r>
-        <w:t xml:space="preserve">I walked back to the house, his words clinging to me like cobwebs. The bungalow was dark except for a single light in my father’s study. I saw his silhouette, bent over his desk, probably annotating some map of a country that no longer existed. A man tending the grave of an idea.</w:t>
-      </w:r>
-    </w:p>
-    <w:p>
-      <w:pPr>
-        <w:pStyle w:val="BodyText"/>
-      </w:pPr>
-      <w:r>
-        <w:t xml:space="preserve">In my room, I opened the ration book again. I looked at my stolen sky, my crumbling fort. Then I turned to a fresh page. I didn’t think. I just let my hand move. It wasn’t the fort. It wasn’t the sky. It was a shape that came from between them. A dark, vertical slit in the world. A doorway, but one that was closed, or perhaps just</w:t>
-      </w:r>
-      <w:r>
-        <w:t xml:space="preserve"> </w:t>
-      </w:r>
-      <w:r>
-        <w:rPr>
-          <w:i/>
-          <w:iCs/>
-        </w:rPr>
-        <w:t xml:space="preserve">waiting</w:t>
-      </w:r>
-      <w:r>
-        <w:t xml:space="preserve"> </w:t>
-      </w:r>
-      <w:r>
-        <w:t xml:space="preserve">to be opened. Around it, I drew the faint, swirling suggestions of things being pulled toward it. Not with lines of force, but with lines of longing.</w:t>
-      </w:r>
-    </w:p>
-    <w:p>
-      <w:pPr>
-        <w:pStyle w:val="BodyText"/>
-      </w:pPr>
-      <w:r>
-        <w:t xml:space="preserve">It was the best drawing I’d ever done. It was also the most terrifying.</w:t>
-      </w:r>
-    </w:p>
-    <w:p>
-      <w:pPr>
-        <w:pStyle w:val="BodyText"/>
-      </w:pPr>
-      <w:r>
-        <w:t xml:space="preserve">I closed the book quickly, as if I could shut the door I’d just imagined. I lay in bed, listening to the house breathe. The</w:t>
-      </w:r>
-      <w:r>
-        <w:t xml:space="preserve"> </w:t>
-      </w:r>
-      <w:r>
-        <w:rPr>
-          <w:i/>
-          <w:iCs/>
-        </w:rPr>
-        <w:t xml:space="preserve">clack-clack-clack</w:t>
-      </w:r>
-      <w:r>
-        <w:t xml:space="preserve"> </w:t>
-      </w:r>
-      <w:r>
-        <w:t xml:space="preserve">of Joseph’s net-mending was gone. In its place was a deeper silence, the kind that comes after a question has been asked but before the answer arrives.</w:t>
-      </w:r>
-    </w:p>
-    <w:p>
-      <w:pPr>
-        <w:pStyle w:val="BodyText"/>
-      </w:pPr>
-      <w:r>
-        <w:t xml:space="preserve">That night, I dreamed of stones dreaming. And in their dreams, I was small, and I was walking toward a door that was not a door, and from behind it came a sound like pages turning, and a smell like rain on hot dust, and the feeling of being watched by something that had no eyes.</w:t>
+    <w:p>
+      <w:pPr>
+        <w:pStyle w:val="CaptionedFigure"/>
+      </w:pPr>
+      <w:r>
+        <w:drawing>
+          <wp:inline>
+            <wp:extent cx="5334000" cy="5334000"/>
+            <wp:effectExtent b="0" l="0" r="0" t="0"/>
+            <wp:docPr descr="Cover" title="" id="10" name="Picture"/>
+            <a:graphic>
+              <a:graphicData uri="http://schemas.openxmlformats.org/drawingml/2006/picture">
+                <pic:pic>
+                  <pic:nvPicPr>
+                    <pic:cNvPr descr="/Volumes/dual/persona500/public/content/legendary_books/postwar_existentialist_surrealist_colonial_aftermath/cover.jpg" id="11" name="Picture"/>
+                    <pic:cNvPicPr>
+                      <a:picLocks noChangeArrowheads="1" noChangeAspect="1"/>
+                    </pic:cNvPicPr>
+                  </pic:nvPicPr>
+                  <pic:blipFill>
+                    <a:blip r:embed="rId9"/>
+                    <a:stretch>
+                      <a:fillRect/>
+                    </a:stretch>
+                  </pic:blipFill>
+                  <pic:spPr bwMode="auto">
+                    <a:xfrm>
+                      <a:off x="0" y="0"/>
+                      <a:ext cx="5334000" cy="5334000"/>
+                    </a:xfrm>
+                    <a:prstGeom prst="rect">
+                      <a:avLst/>
+                    </a:prstGeom>
+                    <a:noFill/>
+                    <a:ln w="9525">
+                      <a:noFill/>
+                      <a:headEnd/>
+                      <a:tailEnd/>
+                    </a:ln>
+                  </pic:spPr>
+                </pic:pic>
+              </a:graphicData>
+            </a:graphic>
+          </wp:inline>
+        </w:drawing>
+      </w:r>
+    </w:p>
+    <w:p>
+      <w:pPr>
+        <w:pStyle w:val="ImageCaption"/>
+      </w:pPr>
+      <w:r>
+        <w:t xml:space="preserve">Cover</w:t>
       </w:r>
     </w:p>
     <w:p>
@@ -536,8 +72,16 @@
         </w:pict>
       </w:r>
     </w:p>
-    <w:bookmarkEnd w:id="9"/>
-    <w:bookmarkStart w:id="10" w:name="chapter-2"/>
+    <w:bookmarkStart w:id="13" w:name="chapter-1"/>
+    <w:p>
+      <w:pPr>
+        <w:pStyle w:val="Heading1"/>
+      </w:pPr>
+      <w:r>
+        <w:t xml:space="preserve">Chapter 1</w:t>
+      </w:r>
+    </w:p>
+    <w:bookmarkStart w:id="12" w:name="chapter-1-1"/>
     <w:p>
       <w:pPr>
         <w:pStyle w:val="Heading2"/>
@@ -547,7 +91,7 @@
           <w:b/>
           <w:bCs/>
         </w:rPr>
-        <w:t xml:space="preserve">CHAPTER 2</w:t>
+        <w:t xml:space="preserve">CHAPTER 1</w:t>
       </w:r>
     </w:p>
     <w:p>
@@ -555,647 +99,505 @@
         <w:pStyle w:val="FirstParagraph"/>
       </w:pPr>
       <w:r>
-        <w:t xml:space="preserve">The ministry car was a black beetle, polished to a predatory shine, sucking up the dust of our driveway. It did not belong. Its very geometry was an insult to the soft, decaying edges of Port James.</w:t>
-      </w:r>
-    </w:p>
-    <w:p>
-      <w:pPr>
-        <w:pStyle w:val="BodyText"/>
-      </w:pPr>
-      <w:r>
-        <w:t xml:space="preserve">Mr. Roland Cheltham emerged like the car’s secreted soul. Mid-forties, hair the colour of wet sand and cut with mathematical severity. He wore a short-sleeved white shirt, crisp tan trousers, and an expression of benign efficiency. He carried a clipboard.</w:t>
-      </w:r>
-    </w:p>
-    <w:p>
-      <w:pPr>
-        <w:pStyle w:val="BodyText"/>
-      </w:pPr>
-      <w:r>
-        <w:t xml:space="preserve">“Professor Finch! A pleasure to catch you at home.” His voice was a calibrated instrument, pitched to convey approachable authority.</w:t>
-      </w:r>
-    </w:p>
-    <w:p>
-      <w:pPr>
-        <w:pStyle w:val="BodyText"/>
-      </w:pPr>
-      <w:r>
-        <w:t xml:space="preserve">My father stood on the veranda, a king in a bathrobe holding a cup of tepid tea. He did not smile. “Mr. Cheltham. To what do we owe the incursion?”</w:t>
-      </w:r>
-    </w:p>
-    <w:p>
-      <w:pPr>
-        <w:pStyle w:val="BodyText"/>
-      </w:pPr>
-      <w:r>
-        <w:t xml:space="preserve">Cheltham’s smile was a hyphen. “Just a follow-up, Professor. A friendly chat about the future.” His eyes swept the veranda, the peeling columns, the bougainvillaea that was staging a hostile takeover of the east wall. They took inventory. “May I?”</w:t>
-      </w:r>
-    </w:p>
-    <w:p>
-      <w:pPr>
-        <w:pStyle w:val="BodyText"/>
-      </w:pPr>
-      <w:r>
-        <w:t xml:space="preserve">He was already mounting the steps. He nodded at my mother, who stood in the doorway, a dishcloth in her hands like a sceptre. “Madame Finch.”</w:t>
-      </w:r>
-    </w:p>
-    <w:p>
-      <w:pPr>
-        <w:pStyle w:val="BodyText"/>
-      </w:pPr>
-      <w:r>
-        <w:t xml:space="preserve">“Monsieur Cheltham.”</w:t>
-      </w:r>
-    </w:p>
-    <w:p>
-      <w:pPr>
-        <w:pStyle w:val="BodyText"/>
-      </w:pPr>
-      <w:r>
-        <w:t xml:space="preserve">He took a seat without being invited, placing the clipboard on the wicker table. I lingered in the shadows of the doorway, a ghost in my own home.</w:t>
-      </w:r>
-    </w:p>
-    <w:p>
-      <w:pPr>
-        <w:pStyle w:val="BodyText"/>
-      </w:pPr>
-      <w:r>
-        <w:t xml:space="preserve">“It’s about potential, Professor,” Cheltham began, lacing his fingers. “This district has tremendous potential. But potential is like a battery—it must be directed,</w:t>
-      </w:r>
-      <w:r>
-        <w:t xml:space="preserve"> </w:t>
-      </w:r>
-      <w:r>
-        <w:rPr>
-          <w:i/>
-          <w:iCs/>
-        </w:rPr>
-        <w:t xml:space="preserve">earched</w:t>
-      </w:r>
-      <w:r>
-        <w:t xml:space="preserve">, to do any good. The old structures,” he gestured vaguely at the house, “while historically fascinating, represent a… a static charge. A memory of current, not current itself.”</w:t>
-      </w:r>
-    </w:p>
-    <w:p>
-      <w:pPr>
-        <w:pStyle w:val="BodyText"/>
-      </w:pPr>
-      <w:r>
-        <w:t xml:space="preserve">My father sipped his tea. “You want to turn my home into a wire.”</w:t>
-      </w:r>
-    </w:p>
-    <w:p>
-      <w:pPr>
-        <w:pStyle w:val="BodyText"/>
-      </w:pPr>
-      <w:r>
-        <w:t xml:space="preserve">“Into a</w:t>
-      </w:r>
-      <w:r>
-        <w:t xml:space="preserve"> </w:t>
-      </w:r>
-      <w:r>
-        <w:rPr>
-          <w:i/>
-          <w:iCs/>
-        </w:rPr>
-        <w:t xml:space="preserve">conduit</w:t>
-      </w:r>
-      <w:r>
-        <w:t xml:space="preserve">,” Cheltham corrected, pleased with the word. “For progress. For the people. The ministry is drafting a comprehensive Land Re-alignment Act. This property, given its size and location, is ideal for a vocational training centre. Masonry, mechanics. Tangible skills.”</w:t>
-      </w:r>
-    </w:p>
-    <w:p>
-      <w:pPr>
-        <w:pStyle w:val="BodyText"/>
-      </w:pPr>
-      <w:r>
-        <w:t xml:space="preserve">“And where shall I do my work?” Father’s voice was dangerously quiet. “My study of colonial administrative decay? Shall I conduct it from a cot in the masonry shed?”</w:t>
-      </w:r>
-    </w:p>
-    <w:p>
-      <w:pPr>
-        <w:pStyle w:val="BodyText"/>
-      </w:pPr>
-      <w:r>
-        <w:t xml:space="preserve">“Your work,” Cheltham said, leaning forward slightly, “is, if you’ll pardon me, a rear-view mirror. The nation is driving forward. We need to look through the windshield.” He tapped his clipboard. “We’re offering a generous compensation package. And assistance with repatriation.”</w:t>
-      </w:r>
-    </w:p>
-    <w:p>
-      <w:pPr>
-        <w:pStyle w:val="BodyText"/>
-      </w:pPr>
-      <w:r>
-        <w:t xml:space="preserve">The word hung in the air.</w:t>
-      </w:r>
-      <w:r>
-        <w:t xml:space="preserve"> </w:t>
-      </w:r>
-      <w:r>
-        <w:rPr>
-          <w:i/>
-          <w:iCs/>
-        </w:rPr>
-        <w:t xml:space="preserve">Repatriation</w:t>
-      </w:r>
-      <w:r>
-        <w:t xml:space="preserve">. To where? England was a story he told, a series of grey photographs in a damp album. He was no more English now than the geckos on the wall.</w:t>
-      </w:r>
-    </w:p>
-    <w:p>
-      <w:pPr>
-        <w:pStyle w:val="BodyText"/>
-      </w:pPr>
-      <w:r>
-        <w:t xml:space="preserve">“This is my home,” Father said, the simple sentence a fortress.</w:t>
-      </w:r>
-    </w:p>
-    <w:p>
-      <w:pPr>
-        <w:pStyle w:val="BodyText"/>
-      </w:pPr>
-      <w:r>
-        <w:t xml:space="preserve">“It was the District Officer’s home,” Cheltham replied gently. “A role which, with all respect, no longer exists. We are all citizens of the new republic now. Equal. We must all contribute to its body.” He stood, his mission accomplished. “Think on it. The proposal is detailed here.” He slid a typed document from his clipboard. It lay on the table like a subpoena. “No immediate rush. But the future, as they say, waits for no man.”</w:t>
-      </w:r>
-    </w:p>
-    <w:p>
-      <w:pPr>
-        <w:pStyle w:val="BodyText"/>
-      </w:pPr>
-      <w:r>
-        <w:t xml:space="preserve">He left with a final, inclusive smile that took in my mother, the house, and the invisible me in the doorway. The beetle reversed, crunching gravel, and slithered back toward the concrete future.</w:t>
-      </w:r>
-    </w:p>
-    <w:p>
-      <w:pPr>
-        <w:pStyle w:val="BodyText"/>
-      </w:pPr>
-      <w:r>
-        <w:t xml:space="preserve">Father stared at the document. He did not touch it. Mother walked over, picked it up, and began to read. Her face showed nothing.</w:t>
-      </w:r>
-    </w:p>
-    <w:p>
-      <w:pPr>
-        <w:pStyle w:val="BodyText"/>
-      </w:pPr>
-      <w:r>
-        <w:t xml:space="preserve">“They are not wrong, Alistair,” she said after a moment. “A training centre. It is a good thing.”</w:t>
-      </w:r>
-    </w:p>
-    <w:p>
-      <w:pPr>
-        <w:pStyle w:val="BodyText"/>
-      </w:pPr>
-      <w:r>
-        <w:t xml:space="preserve">“It is a</w:t>
-      </w:r>
-      <w:r>
-        <w:t xml:space="preserve"> </w:t>
-      </w:r>
-      <w:r>
-        <w:rPr>
-          <w:i/>
-          <w:iCs/>
-        </w:rPr>
-        <w:t xml:space="preserve">bland</w:t>
-      </w:r>
-      <w:r>
-        <w:t xml:space="preserve"> </w:t>
-      </w:r>
-      <w:r>
-        <w:t xml:space="preserve">thing!” he exploded, finally. “It is the replacement of a complex, tragic history with a… a manual! They want to turn a library into an instruction booklet for plumbing!”</w:t>
-      </w:r>
-    </w:p>
-    <w:p>
-      <w:pPr>
-        <w:pStyle w:val="BodyText"/>
-      </w:pPr>
-      <w:r>
-        <w:t xml:space="preserve">“People need plumbing more than they need your tragedy!”</w:t>
-      </w:r>
-    </w:p>
-    <w:p>
-      <w:pPr>
-        <w:pStyle w:val="BodyText"/>
-      </w:pPr>
-      <w:r>
-        <w:t xml:space="preserve">“Without the tragedy, the plumbing is just pipes in the dirt! It has no meaning!”</w:t>
-      </w:r>
-    </w:p>
-    <w:p>
-      <w:pPr>
-        <w:pStyle w:val="BodyText"/>
-      </w:pPr>
-      <w:r>
-        <w:t xml:space="preserve">“Meaning does not fill a child’s belly!”</w:t>
-      </w:r>
-    </w:p>
-    <w:p>
-      <w:pPr>
-        <w:pStyle w:val="BodyText"/>
-      </w:pPr>
-      <w:r>
-        <w:t xml:space="preserve">I left them to it. The air in the house was too thick to breathe. I grabbed my ration book and charcoal and fled.</w:t>
-      </w:r>
-    </w:p>
-    <w:p>
-      <w:pPr>
-        <w:pStyle w:val="BodyText"/>
-      </w:pPr>
-      <w:r>
-        <w:t xml:space="preserve">I walked north, away from the town, along the coastal path. The sun was a hammer on the anvil of the sea. I needed to draw something clean, something simple. A rock. A single, defiant tree. I climbed the headland, not toward the fort, but to a smaller promontory where a lone, twisted casuarina stood, its roots clawing into the stone like desperate fingers.</w:t>
-      </w:r>
-    </w:p>
-    <w:p>
-      <w:pPr>
-        <w:pStyle w:val="BodyText"/>
-      </w:pPr>
-      <w:r>
-        <w:t xml:space="preserve">I sat, opened the book. But the clean line wouldn’t come. My fingers felt Cheltham’s presence, his clipboard certainty, smudging the air. I saw not the tree, but the</w:t>
-      </w:r>
-      <w:r>
-        <w:t xml:space="preserve"> </w:t>
-      </w:r>
-      <w:r>
-        <w:rPr>
-          <w:i/>
-          <w:iCs/>
-        </w:rPr>
-        <w:t xml:space="preserve">potential</w:t>
-      </w:r>
-      <w:r>
-        <w:t xml:space="preserve"> </w:t>
-      </w:r>
-      <w:r>
-        <w:t xml:space="preserve">of the tree. Good for firewood. For timber. A thing to be assessed, utilized.</w:t>
-      </w:r>
-    </w:p>
-    <w:p>
-      <w:pPr>
-        <w:pStyle w:val="BodyText"/>
-      </w:pPr>
-      <w:r>
-        <w:t xml:space="preserve">Frustrated, I stood and walked further, almost without thinking, toward the old fort. Joseph’s warning whispered in my head, but the daylight scorned it. The fort was just a ruin. A collection of stones with a bad history. What could it do?</w:t>
-      </w:r>
-    </w:p>
-    <w:p>
-      <w:pPr>
-        <w:pStyle w:val="BodyText"/>
-      </w:pPr>
-      <w:r>
-        <w:t xml:space="preserve">The British had built Fort Gregory to command the harbour, a statement in limestone and cannon. The statement had faded. The cannons were gone, sold for scrap or swallowed by the sea. The walls were tattooed with lichen and the vulgar poetry of decades of lovers and vandals. The main gate was a gaping mouth with broken teeth.</w:t>
-      </w:r>
-    </w:p>
-    <w:p>
-      <w:pPr>
-        <w:pStyle w:val="BodyText"/>
-      </w:pPr>
-      <w:r>
-        <w:t xml:space="preserve">I stepped inside. The courtyard was a bowl of sunlight and silence. Weeds grew between the flagstones. In one corner, a frangipani tree had burst through the stone, its sweet, funereal scent at odds with the martial geometry. This was what my father loved: the victory of the incidental over the intentional.</w:t>
-      </w:r>
-    </w:p>
-    <w:p>
-      <w:pPr>
-        <w:pStyle w:val="BodyText"/>
-      </w:pPr>
-      <w:r>
-        <w:t xml:space="preserve">I found a shaded alcove, the remains of a barracks room, and sat. I would draw the frangipani. A life that had broken a fortress. That was a story.</w:t>
-      </w:r>
-    </w:p>
-    <w:p>
-      <w:pPr>
-        <w:pStyle w:val="BodyText"/>
-      </w:pPr>
-      <w:r>
-        <w:t xml:space="preserve">I was sketching the first limb when I heard it. A scrape. Not an animal scuffle. A deliberate, dry drag of stone on stone.</w:t>
-      </w:r>
-    </w:p>
-    <w:p>
-      <w:pPr>
-        <w:pStyle w:val="BodyText"/>
-      </w:pPr>
-      <w:r>
-        <w:t xml:space="preserve">I froze, my charcoal hovering.</w:t>
-      </w:r>
-    </w:p>
-    <w:p>
-      <w:pPr>
-        <w:pStyle w:val="BodyText"/>
-      </w:pPr>
-      <w:r>
-        <w:t xml:space="preserve">It came from deeper within the fort, from the doorway that led to the old magazine stores, the underground rooms. That doorway was always dark. A black rectangle.</w:t>
-      </w:r>
-    </w:p>
-    <w:p>
-      <w:pPr>
-        <w:pStyle w:val="BodyText"/>
-      </w:pPr>
-      <w:r>
-        <w:t xml:space="preserve">The scrape came again. Then a sigh. Not a human sigh. A release of air from a deep, confined place.</w:t>
-      </w:r>
-    </w:p>
-    <w:p>
-      <w:pPr>
-        <w:pStyle w:val="BodyText"/>
-      </w:pPr>
-      <w:r>
-        <w:t xml:space="preserve">Every cell in my body told me to run. But my father’s blood in me, the blood that communed with ruins, held me fast.</w:t>
-      </w:r>
-      <w:r>
-        <w:t xml:space="preserve"> </w:t>
-      </w:r>
-      <w:r>
-        <w:rPr>
-          <w:i/>
-          <w:iCs/>
-        </w:rPr>
-        <w:t xml:space="preserve">Observe. Document.</w:t>
-      </w:r>
-    </w:p>
-    <w:p>
-      <w:pPr>
-        <w:pStyle w:val="BodyText"/>
-      </w:pPr>
-      <w:r>
-        <w:t xml:space="preserve">I stood, silent, and edged toward the barracks doorway, peering across the sunlit courtyard toward the dark one.</w:t>
-      </w:r>
-    </w:p>
-    <w:p>
-      <w:pPr>
-        <w:pStyle w:val="BodyText"/>
-      </w:pPr>
-      <w:r>
-        <w:t xml:space="preserve">A figure emerged.</w:t>
-      </w:r>
-    </w:p>
-    <w:p>
-      <w:pPr>
-        <w:pStyle w:val="BodyText"/>
-      </w:pPr>
-      <w:r>
-        <w:t xml:space="preserve">Not Joseph. Not a villager. It was a man, but wrong. He was dressed in a British officer’s tropical uniform, but the khaki was bleached to the colour of bone, the fabric hanging loose as if on a skeleton. His face was in shadow under his peaked cap, but I could see the gaunt line of his jaw. He did not walk. He</w:t>
-      </w:r>
-      <w:r>
-        <w:t xml:space="preserve"> </w:t>
-      </w:r>
-      <w:r>
-        <w:rPr>
-          <w:i/>
-          <w:iCs/>
-        </w:rPr>
-        <w:t xml:space="preserve">shuffled</w:t>
-      </w:r>
-      <w:r>
-        <w:t xml:space="preserve">, his boots scraping on the flagstones. In his hands, he held not a weapon, but a ledger, clutched to his chest.</w:t>
-      </w:r>
-    </w:p>
-    <w:p>
-      <w:pPr>
-        <w:pStyle w:val="BodyText"/>
-      </w:pPr>
-      <w:r>
-        <w:t xml:space="preserve">He moved to the centre of the courtyard and stopped. He looked up, not at the sun, but at the sky as if reading a memo. He opened the ledger. His lips moved, but no sound came out. He was counting. Taking inventory of nothing.</w:t>
-      </w:r>
-    </w:p>
-    <w:p>
-      <w:pPr>
-        <w:pStyle w:val="BodyText"/>
-      </w:pPr>
-      <w:r>
-        <w:t xml:space="preserve">A cold that had nothing to do with shade poured through me. This was not a ghost story. This was worse. It was a</w:t>
-      </w:r>
-      <w:r>
-        <w:t xml:space="preserve"> </w:t>
-      </w:r>
-      <w:r>
-        <w:rPr>
-          <w:i/>
-          <w:iCs/>
-        </w:rPr>
-        <w:t xml:space="preserve">bureaucracy</w:t>
-      </w:r>
-      <w:r>
-        <w:t xml:space="preserve"> </w:t>
-      </w:r>
-      <w:r>
-        <w:t xml:space="preserve">of a ghost. A stuck record of administration.</w:t>
-      </w:r>
-    </w:p>
-    <w:p>
-      <w:pPr>
-        <w:pStyle w:val="BodyText"/>
-      </w:pPr>
-      <w:r>
-        <w:t xml:space="preserve">He turned his head, slowly, and I swear the shadows where his eyes should be rested on me.</w:t>
-      </w:r>
-    </w:p>
-    <w:p>
-      <w:pPr>
-        <w:pStyle w:val="BodyText"/>
-      </w:pPr>
-      <w:r>
-        <w:t xml:space="preserve">He did not startle. He did not threaten. He simply closed his ledger, gave a small, officious nod—</w:t>
-      </w:r>
-      <w:r>
-        <w:rPr>
-          <w:i/>
-          <w:iCs/>
-        </w:rPr>
-        <w:t xml:space="preserve">subject observed, logged</w:t>
-      </w:r>
-      <w:r>
-        <w:t xml:space="preserve">—and shuffled back into the dark doorway.</w:t>
-      </w:r>
-    </w:p>
-    <w:p>
-      <w:pPr>
-        <w:pStyle w:val="BodyText"/>
-      </w:pPr>
-      <w:r>
-        <w:t xml:space="preserve">The scrape of his boots faded.</w:t>
-      </w:r>
-    </w:p>
-    <w:p>
-      <w:pPr>
-        <w:pStyle w:val="BodyText"/>
-      </w:pPr>
-      <w:r>
-        <w:t xml:space="preserve">I ran. I ran so fast I tore the page of the frangipani sketch. I didn’t stop until I was back on the main path, the sun hot on my neck, the sane, diesel-scented air of the port in my lungs.</w:t>
-      </w:r>
-    </w:p>
-    <w:p>
-      <w:pPr>
-        <w:pStyle w:val="BodyText"/>
-      </w:pPr>
-      <w:r>
-        <w:t xml:space="preserve">I sat on a rock, trembling. Had I seen it? Had the heat and the tension with Cheltham and my father cooked a vision in my brain?</w:t>
-      </w:r>
-    </w:p>
-    <w:p>
-      <w:pPr>
-        <w:pStyle w:val="BodyText"/>
-      </w:pPr>
-      <w:r>
-        <w:t xml:space="preserve">I opened my ration book, to a fresh page. My hand was shaking. I didn’t draw the officer. I drew the doorway. The dark rectangle. And from it, I drew lines, not of longing this time, but of accounting. Neat, columns of nothing, pouring out into the world.</w:t>
-      </w:r>
-    </w:p>
-    <w:p>
-      <w:pPr>
-        <w:pStyle w:val="BodyText"/>
-      </w:pPr>
-      <w:r>
-        <w:t xml:space="preserve">When I got home, the house was silent. The document from Cheltham was still on the table. My father was in his study, the door closed. My mother was in the garden, viciously deadheading flowers.</w:t>
-      </w:r>
-    </w:p>
-    <w:p>
-      <w:pPr>
-        <w:pStyle w:val="BodyText"/>
-      </w:pPr>
-      <w:r>
-        <w:t xml:space="preserve">I went to my room and lay down. I could still hear the scrape. The dry, official scrape of a world that was finished but refused to file itself away.</w:t>
-      </w:r>
-    </w:p>
-    <w:p>
-      <w:pPr>
-        <w:pStyle w:val="BodyText"/>
-      </w:pPr>
-      <w:r>
-        <w:t xml:space="preserve">That night at dinner, my father was eerily calm. He spread butter on his bread with meticulous care.</w:t>
-      </w:r>
-    </w:p>
-    <w:p>
-      <w:pPr>
-        <w:pStyle w:val="BodyText"/>
-      </w:pPr>
-      <w:r>
-        <w:t xml:space="preserve">“I have decided,” he announced, “to mount an expedition.”</w:t>
-      </w:r>
-    </w:p>
-    <w:p>
-      <w:pPr>
-        <w:pStyle w:val="BodyText"/>
-      </w:pPr>
-      <w:r>
-        <w:t xml:space="preserve">Mother paused, her fork halfway to her mouth. “An expedition.”</w:t>
-      </w:r>
-    </w:p>
-    <w:p>
-      <w:pPr>
-        <w:pStyle w:val="BodyText"/>
-      </w:pPr>
-      <w:r>
-        <w:t xml:space="preserve">“To the interior. To the old mission hospital on Ridgeback Hill. Cheltham mentioned it. It’s the next ‘asset’ on his list. I intend to document it fully—architecturally, historically—before it becomes a… a community latrine.” He said the last words with distilled contempt.</w:t>
-      </w:r>
-    </w:p>
-    <w:p>
-      <w:pPr>
-        <w:pStyle w:val="BodyText"/>
-      </w:pPr>
-      <w:r>
-        <w:t xml:space="preserve">“The mission hospital is a day’s hard walk, Alistair. It is abandoned. It is dangerous. The roof—”</w:t>
-      </w:r>
-    </w:p>
-    <w:p>
-      <w:pPr>
-        <w:pStyle w:val="BodyText"/>
-      </w:pPr>
-      <w:r>
-        <w:t xml:space="preserve">“All the more reason to go. To capture it before it is</w:t>
-      </w:r>
-      <w:r>
-        <w:t xml:space="preserve"> </w:t>
-      </w:r>
-      <w:r>
-        <w:rPr>
-          <w:i/>
-          <w:iCs/>
-        </w:rPr>
-        <w:t xml:space="preserve">captured</w:t>
-      </w:r>
-      <w:r>
-        <w:t xml:space="preserve"> </w:t>
-      </w:r>
-      <w:r>
-        <w:t xml:space="preserve">by the philistines.” He looked at me. “Elias will come. He can draw. A proper record.”</w:t>
-      </w:r>
-    </w:p>
-    <w:p>
-      <w:pPr>
-        <w:pStyle w:val="BodyText"/>
-      </w:pPr>
-      <w:r>
-        <w:t xml:space="preserve">My blood went cold. The interior. The hills. The places Joseph had said were “finished but not gone.”</w:t>
-      </w:r>
-    </w:p>
-    <w:p>
-      <w:pPr>
-        <w:pStyle w:val="BodyText"/>
-      </w:pPr>
-      <w:r>
-        <w:t xml:space="preserve">“I… I have school,” I stammered, a pathetic defence.</w:t>
-      </w:r>
-    </w:p>
-    <w:p>
-      <w:pPr>
-        <w:pStyle w:val="BodyText"/>
-      </w:pPr>
-      <w:r>
-        <w:t xml:space="preserve">“You have a better education waiting in those hills. We leave Friday.”</w:t>
-      </w:r>
-    </w:p>
-    <w:p>
-      <w:pPr>
-        <w:pStyle w:val="BodyText"/>
-      </w:pPr>
-      <w:r>
-        <w:t xml:space="preserve">Mother stared at him. She did not argue. She just looked at him as if he were a sentence in a language she had finally decided to stop trying to translate.</w:t>
-      </w:r>
-    </w:p>
-    <w:p>
-      <w:pPr>
-        <w:pStyle w:val="BodyText"/>
-      </w:pPr>
-      <w:r>
-        <w:t xml:space="preserve">Later, on the veranda, I found her smoking one of her rare cigarettes. She offered me one. I took it. The smoke was harsh, foreign.</w:t>
-      </w:r>
-    </w:p>
-    <w:p>
-      <w:pPr>
-        <w:pStyle w:val="BodyText"/>
-      </w:pPr>
-      <w:r>
-        <w:t xml:space="preserve">“He is building a coffin,” she said, her voice flat. “And he is using the last of our wood to do it. This expedition. It is not about documentation. It is a protest. A performance of his own relevance.” She looked at me, her grey eyes full of a terrible, clear sadness. “Do not become a prop in his play, Elias. Your drawings… they are your own. Do not let him write the captions for them.”</w:t>
-      </w:r>
-    </w:p>
-    <w:p>
-      <w:pPr>
-        <w:pStyle w:val="BodyText"/>
-      </w:pPr>
-      <w:r>
-        <w:t xml:space="preserve">I thought of the ledger-ghost in the fort. The official record of emptiness. Was that what my father was becoming? A man clutching the ledger of a dead empire?</w:t>
-      </w:r>
-    </w:p>
-    <w:p>
-      <w:pPr>
-        <w:pStyle w:val="BodyText"/>
-      </w:pPr>
-      <w:r>
-        <w:t xml:space="preserve">And what was I? The boy who drew the doorways things came out of.</w:t>
-      </w:r>
-    </w:p>
-    <w:p>
-      <w:pPr>
-        <w:pStyle w:val="BodyText"/>
-      </w:pPr>
-      <w:r>
-        <w:t xml:space="preserve">I finished the cigarette, the ember a tiny, fierce eye in the dark. Friday was two days away. Two days until we walked into the hills, toward the next ruin on Cheltham’s list. Toward the things that were waiting, between the writings, for a better story.</w:t>
-      </w:r>
-    </w:p>
-    <w:p>
-      <w:pPr>
-        <w:pStyle w:val="BodyText"/>
-      </w:pPr>
-      <w:r>
-        <w:t xml:space="preserve">Or perhaps, for a final one.</w:t>
+        <w:t xml:space="preserve">The cartographer’s pen had bled a new border across my father’s land, a line of India ink that smelled of cloves and decay. I pressed my thumb into the wet parchment, smearing the colony into a bruise. The official merely sighed, dipped his nib again, and drew my fingerprint around the stain, naming it a sovereign state.</w:t>
+      </w:r>
+    </w:p>
+    <w:p>
+      <w:pPr>
+        <w:pStyle w:val="BodyText"/>
+      </w:pPr>
+      <w:r>
+        <w:t xml:space="preserve">It was not a grand theft. Not a whole, vaulted dome of it. Just a piece, a ragged swatch the colour of a day-old bruise, torn from the horizon where the sea met the nothing. I stole it with my eyes, then with the stub of charcoal I kept in my pocket, smearing it onto the blank ration-book page. The act was quiet, desperate. A colonial child’s magic: if I could take the sky into my hands, then perhaps the sky, and the world it roofed, did not yet own me completely.</w:t>
+      </w:r>
+    </w:p>
+    <w:p>
+      <w:pPr>
+        <w:pStyle w:val="BodyText"/>
+      </w:pPr>
+      <w:r>
+        <w:t xml:space="preserve">“Elias.”</w:t>
+      </w:r>
+    </w:p>
+    <w:p>
+      <w:pPr>
+        <w:pStyle w:val="BodyText"/>
+      </w:pPr>
+      <w:r>
+        <w:t xml:space="preserve">My father’s voice was a stone dropped into the shallow well of my concentration. I did not look up. I was adding the suggestion of the old fort on the headland, a crumbling molar against the gumline of the land.</w:t>
+      </w:r>
+    </w:p>
+    <w:p>
+      <w:pPr>
+        <w:pStyle w:val="BodyText"/>
+      </w:pPr>
+      <w:r>
+        <w:t xml:space="preserve">“Elias. The light is going.”</w:t>
+      </w:r>
+    </w:p>
+    <w:p>
+      <w:pPr>
+        <w:pStyle w:val="BodyText"/>
+      </w:pPr>
+      <w:r>
+        <w:t xml:space="preserve">It was. The stolen bruise was deepening into a venous purple. The air, thick and warm as blood, began to cool at its edges. I closed the ration book, the sky trapped between its pages, and stood from the rock where I’d perched. My knees popped. Sixteen years old and my body already sounded like an old house settling.</w:t>
+      </w:r>
+    </w:p>
+    <w:p>
+      <w:pPr>
+        <w:pStyle w:val="BodyText"/>
+      </w:pPr>
+      <w:r>
+        <w:t xml:space="preserve">He was waiting on the path, a silhouette leaning on his carved stick. Not for support—his legs were still good—but as a pointer, a conductor’s baton for a world that refused to keep time. Professor Alistair Finch, formerly of King’s College, presently of Nowhere, the Uncharted Hinterland of His Own Mind. He wore a linen suit the colour of dust, and the dust here loved him for it, clung to him like a second, more honest skin.</w:t>
+      </w:r>
+    </w:p>
+    <w:p>
+      <w:pPr>
+        <w:pStyle w:val="BodyText"/>
+      </w:pPr>
+      <w:r>
+        <w:t xml:space="preserve">“You were drawing the fort,” he said, not a question. He had the unsettling habit of knowing what you were doing without looking.</w:t>
+      </w:r>
+    </w:p>
+    <w:p>
+      <w:pPr>
+        <w:pStyle w:val="BodyText"/>
+      </w:pPr>
+      <w:r>
+        <w:t xml:space="preserve">“I was drawing the absence of the fort,” I corrected, falling into step beside him. Our dialogue was a worn ritual. “The shape its collapse makes in the air.”</w:t>
+      </w:r>
+    </w:p>
+    <w:p>
+      <w:pPr>
+        <w:pStyle w:val="BodyText"/>
+      </w:pPr>
+      <w:r>
+        <w:t xml:space="preserve">“Sophistry,” he said, but I heard the faint, dry click of approval in his throat. “The empire built in stone. We critique in ghosts. A fair trade, I suppose.”</w:t>
+      </w:r>
+    </w:p>
+    <w:p>
+      <w:pPr>
+        <w:pStyle w:val="BodyText"/>
+      </w:pPr>
+      <w:r>
+        <w:t xml:space="preserve">The path wound down from the bluffs into the town—our town, though we were not of it. Port James was a fever-dream the British Empire had sweated out onto the coast a century ago. A colonial administration building with a wedding-cake facade, now housing a lethargic post office and a family of bats. A cricket pitch gone to meadow, the pitch itself a stubborn, bald rectangle where the ghosts of dead sportsmen probably still argued over LBW decisions. Shops with names like “The Regal Mercantile” selling fishing nets and paraffin. And everywhere, the people who had been here before the names, moving through the English geometry with a patient, tectonic disregard, waiting for the geometry to forget itself.</w:t>
+      </w:r>
+    </w:p>
+    <w:p>
+      <w:pPr>
+        <w:pStyle w:val="BodyText"/>
+      </w:pPr>
+      <w:r>
+        <w:t xml:space="preserve">Which it was doing. Gloriously.</w:t>
+      </w:r>
+    </w:p>
+    <w:p>
+      <w:pPr>
+        <w:pStyle w:val="BodyText"/>
+      </w:pPr>
+      <w:r>
+        <w:t xml:space="preserve">We lived in the old District Officer’s bungalow, a white elephant of a house with a wide veranda that groaned under the weight of its own nostalgia. My father had been allowed to keep it—a courtesy, or a joke. The new ministry man, Mr. Cheltham, lived in a modern concrete box near the harbour. Our house was a museum, and we were its last, confused curators.</w:t>
+      </w:r>
+    </w:p>
+    <w:p>
+      <w:pPr>
+        <w:pStyle w:val="BodyText"/>
+      </w:pPr>
+      <w:r>
+        <w:t xml:space="preserve">Mother was on the veranda, shelling peas into a chipped porcelain bowl that bore the faded crest of some forgotten railway company. Her movements were precise, surgical. Each pod gave a soft</w:t>
+      </w:r>
+      <w:r>
+        <w:t xml:space="preserve"> </w:t>
+      </w:r>
+      <w:r>
+        <w:rPr>
+          <w:i/>
+          <w:iCs/>
+        </w:rPr>
+        <w:t xml:space="preserve">snick</w:t>
+      </w:r>
+      <w:r>
+        <w:t xml:space="preserve">, a green whisper of execution. She was a Parisian painting that had somehow been hung in this humid, salt-rotted gallery. Fine bones, eyes the grey of a winter Seine, hair perpetually escaping its knot in elegant, weary tendrils. She had followed my father here for “fieldwork” twenty years ago. The field had consumed the work, then the ambition, and now it was patiently consuming them both.</w:t>
+      </w:r>
+    </w:p>
+    <w:p>
+      <w:pPr>
+        <w:pStyle w:val="BodyText"/>
+      </w:pPr>
+      <w:r>
+        <w:t xml:space="preserve">“The boy was communing with ruins again,” Father announced, lowering himself into a cane chair that sighed in protest.</w:t>
+      </w:r>
+    </w:p>
+    <w:p>
+      <w:pPr>
+        <w:pStyle w:val="BodyText"/>
+      </w:pPr>
+      <w:r>
+        <w:t xml:space="preserve">“He gets it from you,” she said, not looking up. Her French accent was a delicate scar on her English. “A fascination with empty things.”</w:t>
+      </w:r>
+    </w:p>
+    <w:p>
+      <w:pPr>
+        <w:pStyle w:val="BodyText"/>
+      </w:pPr>
+      <w:r>
+        <w:t xml:space="preserve">“Nothing is empty, Claire. Only waiting for a better story.”</w:t>
+      </w:r>
+    </w:p>
+    <w:p>
+      <w:pPr>
+        <w:pStyle w:val="BodyText"/>
+      </w:pPr>
+      <w:r>
+        <w:t xml:space="preserve">I slipped inside, away from the theatre of their quiet war. The house smelled of mildew, old paper, and the ghost of kerosene. My room was at the back, overlooking what had been an English garden and was now a glorious, tangled riot of local flora winning back its territory. I placed the ration book on my desk, opening it to the stolen sky. In the dim light, it looked less like a sky and more like a stain. A Rorschach blot.</w:t>
+      </w:r>
+      <w:r>
+        <w:t xml:space="preserve"> </w:t>
+      </w:r>
+      <w:r>
+        <w:rPr>
+          <w:i/>
+          <w:iCs/>
+        </w:rPr>
+        <w:t xml:space="preserve">What do you see?</w:t>
+      </w:r>
+      <w:r>
+        <w:t xml:space="preserve"> </w:t>
+      </w:r>
+      <w:r>
+        <w:rPr>
+          <w:i/>
+          <w:iCs/>
+        </w:rPr>
+        <w:t xml:space="preserve">I see a country that wasn’t mine, forgetting the shape it was told to be.</w:t>
+      </w:r>
+    </w:p>
+    <w:p>
+      <w:pPr>
+        <w:pStyle w:val="BodyText"/>
+      </w:pPr>
+      <w:r>
+        <w:t xml:space="preserve">Dinner was the peas, a piece of fried fish tasting vaguely of diesel, and silence broken by the distant, rhythmic thump of generators from the port. The new sound. The future’s heartbeat.</w:t>
+      </w:r>
+    </w:p>
+    <w:p>
+      <w:pPr>
+        <w:pStyle w:val="BodyText"/>
+      </w:pPr>
+      <w:r>
+        <w:t xml:space="preserve">“Cheltham stopped by today,” Mother said, finally. The words lay on the table like a warrant.</w:t>
+      </w:r>
+    </w:p>
+    <w:p>
+      <w:pPr>
+        <w:pStyle w:val="BodyText"/>
+      </w:pPr>
+      <w:r>
+        <w:t xml:space="preserve">Father chewed slowly. “And?”</w:t>
+      </w:r>
+    </w:p>
+    <w:p>
+      <w:pPr>
+        <w:pStyle w:val="BodyText"/>
+      </w:pPr>
+      <w:r>
+        <w:t xml:space="preserve">“He was… assessing. The house. The land. He mentioned the ‘underutilized potential’ of the officer’s quarters. Said the ministry is considering ‘repatriation of colonial assets to the people’s utility.’”</w:t>
+      </w:r>
+    </w:p>
+    <w:p>
+      <w:pPr>
+        <w:pStyle w:val="BodyText"/>
+      </w:pPr>
+      <w:r>
+        <w:t xml:space="preserve">Father put his fork down. It clinked against the plate, a tiny, significant gong. “He wants to turn it into a clinic. Or a school. Something worthy.”</w:t>
+      </w:r>
+    </w:p>
+    <w:p>
+      <w:pPr>
+        <w:pStyle w:val="BodyText"/>
+      </w:pPr>
+      <w:r>
+        <w:t xml:space="preserve">“It might be,” she said softly, aiming the words not at him, but at the space between them.</w:t>
+      </w:r>
+    </w:p>
+    <w:p>
+      <w:pPr>
+        <w:pStyle w:val="BodyText"/>
+      </w:pPr>
+      <w:r>
+        <w:t xml:space="preserve">“This house is a document,” Father said, his voice rising into the register he used for lectures to empty chairs. “You don’t turn a document into a clinic. You read it. You learn why it was written in the first place.”</w:t>
+      </w:r>
+    </w:p>
+    <w:p>
+      <w:pPr>
+        <w:pStyle w:val="BodyText"/>
+      </w:pPr>
+      <w:r>
+        <w:t xml:space="preserve">“It was written because we had the pens, Alistair. And the paper. And the arrogance.” She looked at him, finally. “Now someone else has the pen. They will write a clinic. Or a school. It is what people</w:t>
+      </w:r>
+      <w:r>
+        <w:t xml:space="preserve"> </w:t>
+      </w:r>
+      <w:r>
+        <w:rPr>
+          <w:i/>
+          <w:iCs/>
+        </w:rPr>
+        <w:t xml:space="preserve">need</w:t>
+      </w:r>
+      <w:r>
+        <w:t xml:space="preserve">.”</w:t>
+      </w:r>
+    </w:p>
+    <w:p>
+      <w:pPr>
+        <w:pStyle w:val="BodyText"/>
+      </w:pPr>
+      <w:r>
+        <w:t xml:space="preserve">“What people need is to understand the architecture of their prison before they paint the walls!”</w:t>
+      </w:r>
+    </w:p>
+    <w:p>
+      <w:pPr>
+        <w:pStyle w:val="BodyText"/>
+      </w:pPr>
+      <w:r>
+        <w:t xml:space="preserve">I stared at my fish. This was the familiar fault line. He lived in the grand, tragic narrative of Empire’s End. She lived in the practical, desperate reality of What Comes Next. I lived in the crack between them, drawing pictures.</w:t>
+      </w:r>
+    </w:p>
+    <w:p>
+      <w:pPr>
+        <w:pStyle w:val="BodyText"/>
+      </w:pPr>
+      <w:r>
+        <w:t xml:space="preserve">The argument subsided, not with a resolution, but with exhaustion. It was a tide that went out, leaving the bleak, familiar debris on the shore. After helping Mother clear, I went back to the veranda. The night was absolute, a velvet negation. The stars here were not polite, distant pinpricks. They were a furious, milky spill, a cosmic accident. I could hear the sea chewing on the shore.</w:t>
+      </w:r>
+    </w:p>
+    <w:p>
+      <w:pPr>
+        <w:pStyle w:val="BodyText"/>
+      </w:pPr>
+      <w:r>
+        <w:t xml:space="preserve">And then, a new sound. Not the generators. A low, rhythmic, wooden</w:t>
+      </w:r>
+      <w:r>
+        <w:t xml:space="preserve"> </w:t>
+      </w:r>
+      <w:r>
+        <w:rPr>
+          <w:i/>
+          <w:iCs/>
+        </w:rPr>
+        <w:t xml:space="preserve">clack-clack-clack</w:t>
+      </w:r>
+      <w:r>
+        <w:t xml:space="preserve">.</w:t>
+      </w:r>
+    </w:p>
+    <w:p>
+      <w:pPr>
+        <w:pStyle w:val="BodyText"/>
+      </w:pPr>
+      <w:r>
+        <w:t xml:space="preserve">I peered into the darkness. Down by the old boathouse, a shadow moved against the greater shadow. A figure, bending, straightening.</w:t>
+      </w:r>
+      <w:r>
+        <w:t xml:space="preserve"> </w:t>
+      </w:r>
+      <w:r>
+        <w:rPr>
+          <w:i/>
+          <w:iCs/>
+        </w:rPr>
+        <w:t xml:space="preserve">Clack-clack-clack</w:t>
+      </w:r>
+      <w:r>
+        <w:t xml:space="preserve">. It was Old Joseph, mending his nets by lantern light. He was of the people who were here before the names. He taught me how to track a storm in the taste of the air, how to see the fish beneath the water’s skin. He never called me “master” or “boy.” Just Elias. In his language, it meant “the one who watches.”</w:t>
+      </w:r>
+    </w:p>
+    <w:p>
+      <w:pPr>
+        <w:pStyle w:val="BodyText"/>
+      </w:pPr>
+      <w:r>
+        <w:t xml:space="preserve">I slipped off the veranda, my feet finding the packed earth path by memory. The air was cooler near the water, smelling of salt and rotting wood. Joseph didn’t look up as I approached. His hands, a map of scars and knots, worked the needle and twine with an economy that seemed holy.</w:t>
+      </w:r>
+    </w:p>
+    <w:p>
+      <w:pPr>
+        <w:pStyle w:val="BodyText"/>
+      </w:pPr>
+      <w:r>
+        <w:t xml:space="preserve">“You are out late, Watcher,” he said in his deep, gravelly English.</w:t>
+      </w:r>
+    </w:p>
+    <w:p>
+      <w:pPr>
+        <w:pStyle w:val="BodyText"/>
+      </w:pPr>
+      <w:r>
+        <w:t xml:space="preserve">“Couldn’t sleep.”</w:t>
+      </w:r>
+    </w:p>
+    <w:p>
+      <w:pPr>
+        <w:pStyle w:val="BodyText"/>
+      </w:pPr>
+      <w:r>
+        <w:t xml:space="preserve">“The house is arguing with itself again.”</w:t>
+      </w:r>
+    </w:p>
+    <w:p>
+      <w:pPr>
+        <w:pStyle w:val="BodyText"/>
+      </w:pPr>
+      <w:r>
+        <w:t xml:space="preserve">“Yes.”</w:t>
+      </w:r>
+    </w:p>
+    <w:p>
+      <w:pPr>
+        <w:pStyle w:val="BodyText"/>
+      </w:pPr>
+      <w:r>
+        <w:rPr>
+          <w:i/>
+          <w:iCs/>
+        </w:rPr>
+        <w:t xml:space="preserve">Clack-clack-clack.</w:t>
+      </w:r>
+      <w:r>
+        <w:t xml:space="preserve"> </w:t>
+      </w:r>
+      <w:r>
+        <w:t xml:space="preserve">He finished a knot, bit the twine. “The new man. Cheltham. He asks many questions about the old places. The fort. The caves to the north. The mission hospital on the ridge.”</w:t>
+      </w:r>
+    </w:p>
+    <w:p>
+      <w:pPr>
+        <w:pStyle w:val="BodyText"/>
+      </w:pPr>
+      <w:r>
+        <w:t xml:space="preserve">“He’s an administrator. He likes to know what he’s administering.”</w:t>
+      </w:r>
+    </w:p>
+    <w:p>
+      <w:pPr>
+        <w:pStyle w:val="BodyText"/>
+      </w:pPr>
+      <w:r>
+        <w:t xml:space="preserve">Joseph gave a soft grunt that was not quite agreement. He looked at me, his eyes catching the lantern light, two chips of obsidian. “Some things do not wish to be administered, Elias. Some things are… finished. But not gone. They are waiting.”</w:t>
+      </w:r>
+    </w:p>
+    <w:p>
+      <w:pPr>
+        <w:pStyle w:val="BodyText"/>
+      </w:pPr>
+      <w:r>
+        <w:t xml:space="preserve">“For what?”</w:t>
+      </w:r>
+    </w:p>
+    <w:p>
+      <w:pPr>
+        <w:pStyle w:val="BodyText"/>
+      </w:pPr>
+      <w:r>
+        <w:t xml:space="preserve">“For a better story,” he said, echoing my father with a twist that made the phrase entirely his own. He pointed his needle toward the black mass of the headland. “Your fort. The soldiers are gone. The guns are rust. But the stone is not quiet. At night, it dreams of the weight it once carried. Dreams are heavy. They can pull other things into them.”</w:t>
+      </w:r>
+    </w:p>
+    <w:p>
+      <w:pPr>
+        <w:pStyle w:val="BodyText"/>
+      </w:pPr>
+      <w:r>
+        <w:t xml:space="preserve">It was the kind of thing my father would say, but from Joseph it wasn’t philosophy. It was a weather report. A warning.</w:t>
+      </w:r>
+    </w:p>
+    <w:p>
+      <w:pPr>
+        <w:pStyle w:val="BodyText"/>
+      </w:pPr>
+      <w:r>
+        <w:t xml:space="preserve">“What kind of things?”</w:t>
+      </w:r>
+    </w:p>
+    <w:p>
+      <w:pPr>
+        <w:pStyle w:val="BodyText"/>
+      </w:pPr>
+      <w:r>
+        <w:t xml:space="preserve">He shrugged, a massive movement of his shoulders. “Things that are lost. Things that are between. The world is not a clean page, Watcher. It is a palimpsest. Many writings, one over the other. Sometimes the old writing shows through.” He returned to his net. “Do not go drawing up there at night. The dreams there are not for your little book.”</w:t>
+      </w:r>
+    </w:p>
+    <w:p>
+      <w:pPr>
+        <w:pStyle w:val="BodyText"/>
+      </w:pPr>
+      <w:r>
+        <w:t xml:space="preserve">I walked back to the house, his words clinging to me like cobwebs. The bungalow was dark except for a single light in my father’s study. I saw his silhouette, bent over his desk, probably annotating some map of a country that no longer existed. A man tending the grave of an idea.</w:t>
+      </w:r>
+    </w:p>
+    <w:p>
+      <w:pPr>
+        <w:pStyle w:val="BodyText"/>
+      </w:pPr>
+      <w:r>
+        <w:t xml:space="preserve">In my room, I opened the ration book again. I looked at my stolen sky, my crumbling fort. Then I turned to a fresh page. I didn’t think. I just let my hand move. It wasn’t the fort. It wasn’t the sky. It was a shape that came from between them. A dark, vertical slit in the world. A doorway, but one that was closed, or perhaps just</w:t>
+      </w:r>
+      <w:r>
+        <w:t xml:space="preserve"> </w:t>
+      </w:r>
+      <w:r>
+        <w:rPr>
+          <w:i/>
+          <w:iCs/>
+        </w:rPr>
+        <w:t xml:space="preserve">waiting</w:t>
+      </w:r>
+      <w:r>
+        <w:t xml:space="preserve"> </w:t>
+      </w:r>
+      <w:r>
+        <w:t xml:space="preserve">to be opened. Around it, I drew the faint, swirling suggestions of things being pulled toward it. Not with lines of force, but with lines of longing.</w:t>
+      </w:r>
+    </w:p>
+    <w:p>
+      <w:pPr>
+        <w:pStyle w:val="BodyText"/>
+      </w:pPr>
+      <w:r>
+        <w:t xml:space="preserve">It was the best drawing I’d ever done. It was also the most terrifying.</w:t>
+      </w:r>
+    </w:p>
+    <w:p>
+      <w:pPr>
+        <w:pStyle w:val="BodyText"/>
+      </w:pPr>
+      <w:r>
+        <w:t xml:space="preserve">I closed the book quickly, as if I could shut the door I’d just imagined. I lay in bed, listening to the house breathe. The</w:t>
+      </w:r>
+      <w:r>
+        <w:t xml:space="preserve"> </w:t>
+      </w:r>
+      <w:r>
+        <w:rPr>
+          <w:i/>
+          <w:iCs/>
+        </w:rPr>
+        <w:t xml:space="preserve">clack-clack-clack</w:t>
+      </w:r>
+      <w:r>
+        <w:t xml:space="preserve"> </w:t>
+      </w:r>
+      <w:r>
+        <w:t xml:space="preserve">of Joseph’s net-mending was gone. In its place was a deeper silence, the kind that comes after a question has been asked but before the answer arrives.</w:t>
+      </w:r>
+    </w:p>
+    <w:p>
+      <w:pPr>
+        <w:pStyle w:val="BodyText"/>
+      </w:pPr>
+      <w:r>
+        <w:t xml:space="preserve">That night, I dreamed of stones dreaming. And in their dreams, I was small, and I was walking toward a door that was not a door, and from behind it came a sound like pages turning, and a smell like rain on hot dust, and the feeling of being watched by something that had no eyes.</w:t>
       </w:r>
     </w:p>
     <w:p>
@@ -1205,8 +607,18 @@
         </w:pict>
       </w:r>
     </w:p>
-    <w:bookmarkEnd w:id="10"/>
-    <w:bookmarkStart w:id="11" w:name="chapter-3"/>
+    <w:bookmarkEnd w:id="12"/>
+    <w:bookmarkEnd w:id="13"/>
+    <w:bookmarkStart w:id="15" w:name="chapter-2"/>
+    <w:p>
+      <w:pPr>
+        <w:pStyle w:val="Heading1"/>
+      </w:pPr>
+      <w:r>
+        <w:t xml:space="preserve">Chapter 2</w:t>
+      </w:r>
+    </w:p>
+    <w:bookmarkStart w:id="14" w:name="chapter-2-1"/>
     <w:p>
       <w:pPr>
         <w:pStyle w:val="Heading2"/>
@@ -1216,7 +628,7 @@
           <w:b/>
           <w:bCs/>
         </w:rPr>
-        <w:t xml:space="preserve">CHAPTER 3</w:t>
+        <w:t xml:space="preserve">CHAPTER 2</w:t>
       </w:r>
     </w:p>
     <w:p>
@@ -1224,722 +636,647 @@
         <w:pStyle w:val="FirstParagraph"/>
       </w:pPr>
       <w:r>
-        <w:t xml:space="preserve">We left at dawn, under a sky the colour of cold ash. Father carried a leather satchel bulging with notebooks, a brass compass, and a canteen. I had a small pack with water, a little food, and my ration book, now dangerously close to full. He had dressed for a Victorian exploration: sturdy boots, khaki trousers tucked into socks, a wide-brimmed hat. I wore what I always wore.</w:t>
-      </w:r>
-    </w:p>
-    <w:p>
-      <w:pPr>
-        <w:pStyle w:val="BodyText"/>
-      </w:pPr>
-      <w:r>
-        <w:t xml:space="preserve">Mother stood on the veranda, arms crossed. She did not wave. She was a statue titled</w:t>
-      </w:r>
-      <w:r>
-        <w:t xml:space="preserve"> </w:t>
-      </w:r>
-      <w:r>
-        <w:rPr>
-          <w:i/>
-          <w:iCs/>
-        </w:rPr>
-        <w:t xml:space="preserve">Resignation</w:t>
-      </w:r>
-      <w:r>
-        <w:t xml:space="preserve">.</w:t>
-      </w:r>
-    </w:p>
-    <w:p>
-      <w:pPr>
-        <w:pStyle w:val="BodyText"/>
-      </w:pPr>
-      <w:r>
-        <w:t xml:space="preserve">The path out of Port James quickly turned from packed earth to root-tangled track, climbing through plantations of rubber trees that stood in silent, regimented rows, their trunks scarred with old tap-cuts like tribal markings. They were a ghost economy, these trees. Another forgotten intention. The air under the canopy was cool and smelled of damp rot and memory.</w:t>
-      </w:r>
-    </w:p>
-    <w:p>
-      <w:pPr>
-        <w:pStyle w:val="BodyText"/>
-      </w:pPr>
-      <w:r>
-        <w:t xml:space="preserve">Father set a brisk pace, his stick punching the ground. “The mission was established in 1887,” he began, his lecture voice finding its rhythm in the rhythm of his steps. “A joint venture of the Church and the colonial office. A beacon of civilization and medicine. Of course, it was also a lever. Convert the body, you gain a foothold with the soul. Convert the soul, and the land follows.”</w:t>
-      </w:r>
-    </w:p>
-    <w:p>
-      <w:pPr>
-        <w:pStyle w:val="BodyText"/>
-      </w:pPr>
-      <w:r>
-        <w:t xml:space="preserve">I walked behind him, watching the way his shoulders hunched slightly, as if still carrying the weight of the house’s high ceilings. “Did it work?”</w:t>
-      </w:r>
-    </w:p>
-    <w:p>
-      <w:pPr>
-        <w:pStyle w:val="BodyText"/>
-      </w:pPr>
-      <w:r>
-        <w:t xml:space="preserve">“For a time. Then the fever years came. Malaria, dengue. The missionaries died almost as fast as their patients. It became a hospice, then a storage depot, then a ruin. A perfect metaphor for the entire project: a house of healing that succumbed to the very climate it sought to conquer.”</w:t>
-      </w:r>
-    </w:p>
-    <w:p>
-      <w:pPr>
-        <w:pStyle w:val="BodyText"/>
-      </w:pPr>
-      <w:r>
-        <w:t xml:space="preserve">He spoke of it with a perverse pride, as if its failure made it more precious. A successful mission would have been boring. A tragedy was literature.</w:t>
-      </w:r>
-    </w:p>
-    <w:p>
-      <w:pPr>
-        <w:pStyle w:val="BodyText"/>
-      </w:pPr>
-      <w:r>
-        <w:t xml:space="preserve">We walked for hours. The rubber plantations gave way to secondary forest, then to proper jungle. The light turned green and liquid. Sounds changed: the distant generator hum was gone, replaced by the whine of insects, the shriek of unseen birds, the constant, whispering drip of water. The world was no longer a document to be read; it was a wet, breathing creature.</w:t>
-      </w:r>
-    </w:p>
-    <w:p>
-      <w:pPr>
-        <w:pStyle w:val="BodyText"/>
-      </w:pPr>
-      <w:r>
-        <w:t xml:space="preserve">My shirt stuck to my back. My father, impossibly, seemed to grow drier, more crisp, as if the adventure was starching him.</w:t>
-      </w:r>
-    </w:p>
-    <w:p>
-      <w:pPr>
-        <w:pStyle w:val="BodyText"/>
-      </w:pPr>
-      <w:r>
-        <w:t xml:space="preserve">By midday, we reached a ridge. Below us, in a clearing on the next hill over, was the mission hospital.</w:t>
-      </w:r>
-    </w:p>
-    <w:p>
-      <w:pPr>
-        <w:pStyle w:val="BodyText"/>
-      </w:pPr>
-      <w:r>
-        <w:t xml:space="preserve">It was not what I expected. Not a quaint, wooden chapel. It was a two-storey monstrosity of grey stone, built in a grim, utilitarian Gothic. It looked less like a beacon and more like a fortress that had surrendered. The roof was a skeleton of blackened timbers against the sky. Vines had scaled the walls, throttling the pointed-arch windows. One wing had entirely collapsed into a cairn of mossy stone.</w:t>
-      </w:r>
-    </w:p>
-    <w:p>
-      <w:pPr>
-        <w:pStyle w:val="BodyText"/>
-      </w:pPr>
-      <w:r>
-        <w:t xml:space="preserve">“Magnificent,” Father breathed, his eyes alight. “Look at the degradation! The way the jungle is performing a</w:t>
-      </w:r>
-      <w:r>
-        <w:t xml:space="preserve"> </w:t>
-      </w:r>
-      <w:r>
-        <w:rPr>
-          <w:i/>
-          <w:iCs/>
-        </w:rPr>
-        <w:t xml:space="preserve">literal</w:t>
-      </w:r>
-      <w:r>
-        <w:t xml:space="preserve"> </w:t>
-      </w:r>
-      <w:r>
-        <w:t xml:space="preserve">critique of the architectural imposition!”</w:t>
-      </w:r>
-    </w:p>
-    <w:p>
-      <w:pPr>
-        <w:pStyle w:val="BodyText"/>
-      </w:pPr>
-      <w:r>
-        <w:t xml:space="preserve">He practically scrambled down the slope, his scholarly fervour giving him a goat’s agility. I followed more slowly, a dread pooling in my stomach. The air here was still. Too still. The insect hum had dropped to a mere thrum. The place was an abscess in the forest.</w:t>
-      </w:r>
-    </w:p>
-    <w:p>
-      <w:pPr>
-        <w:pStyle w:val="BodyText"/>
-      </w:pPr>
-      <w:r>
-        <w:t xml:space="preserve">We crossed the overgrown clearing. The main double doors were gone, leaving a dark maw. A smell drifted out: not just mildew and decay, but something chemical, medicinal, gone profoundly bad. The ghost of carbolic soap and despair.</w:t>
-      </w:r>
-    </w:p>
-    <w:p>
-      <w:pPr>
-        <w:pStyle w:val="BodyText"/>
-      </w:pPr>
-      <w:r>
-        <w:t xml:space="preserve">Father paused on the threshold, not from fear, but from reverence. He removed his hat. “Listen,” he whispered.</w:t>
-      </w:r>
-    </w:p>
-    <w:p>
-      <w:pPr>
-        <w:pStyle w:val="BodyText"/>
-      </w:pPr>
-      <w:r>
-        <w:t xml:space="preserve">I listened. I heard the drip of water inside. A faint, papery rustle. And beneath it, a low, rhythmic sound.</w:t>
-      </w:r>
-      <w:r>
-        <w:t xml:space="preserve"> </w:t>
-      </w:r>
-      <w:r>
-        <w:rPr>
-          <w:i/>
-          <w:iCs/>
-        </w:rPr>
-        <w:t xml:space="preserve">Scrape… drag. Scrape… drag.</w:t>
-      </w:r>
-    </w:p>
-    <w:p>
-      <w:pPr>
-        <w:pStyle w:val="BodyText"/>
-      </w:pPr>
-      <w:r>
-        <w:t xml:space="preserve">My blood turned to ice. It was the same sound from the fort.</w:t>
-      </w:r>
-    </w:p>
-    <w:p>
-      <w:pPr>
-        <w:pStyle w:val="BodyText"/>
-      </w:pPr>
-      <w:r>
-        <w:t xml:space="preserve">Father heard it too, but his interpretation was different. “Rats, perhaps. Or a fallen branch moving in the wind.” He stepped inside.</w:t>
-      </w:r>
-    </w:p>
-    <w:p>
-      <w:pPr>
-        <w:pStyle w:val="BodyText"/>
-      </w:pPr>
-      <w:r>
-        <w:t xml:space="preserve">I had no choice but to follow.</w:t>
-      </w:r>
-    </w:p>
-    <w:p>
-      <w:pPr>
-        <w:pStyle w:val="BodyText"/>
-      </w:pPr>
-      <w:r>
-        <w:t xml:space="preserve">The interior was a cathedral of ruin. Shafts of greenish light pierced the broken roof, illuminating floating dust motes like suspended ash. The floor was a treacherous landscape of fallen plaster, broken tiles, and thick, velvety moss. Doorways led into blackness. A staircase climbed into shadow, missing half its banister.</w:t>
-      </w:r>
-    </w:p>
-    <w:p>
-      <w:pPr>
-        <w:pStyle w:val="BodyText"/>
-      </w:pPr>
-      <w:r>
-        <w:rPr>
-          <w:i/>
-          <w:iCs/>
-        </w:rPr>
-        <w:t xml:space="preserve">Scrape… drag.</w:t>
-      </w:r>
-    </w:p>
-    <w:p>
-      <w:pPr>
-        <w:pStyle w:val="BodyText"/>
-      </w:pPr>
-      <w:r>
-        <w:t xml:space="preserve">It came from our right, down a corridor.</w:t>
-      </w:r>
-    </w:p>
-    <w:p>
-      <w:pPr>
-        <w:pStyle w:val="BodyText"/>
-      </w:pPr>
-      <w:r>
-        <w:t xml:space="preserve">Father was already moving toward it, taking a small flashlight from his satchel. The beam cut a wobbly path through the gloom. The corridor was lined with doors, some ajar, some closed. Plaque numbers hung askew:</w:t>
-      </w:r>
-      <w:r>
-        <w:t xml:space="preserve"> </w:t>
-      </w:r>
-      <w:r>
-        <w:rPr>
-          <w:i/>
-          <w:iCs/>
-        </w:rPr>
-        <w:t xml:space="preserve">Ward 3. Surgery. Supply.</w:t>
-      </w:r>
-    </w:p>
-    <w:p>
-      <w:pPr>
-        <w:pStyle w:val="BodyText"/>
-      </w:pPr>
-      <w:r>
-        <w:t xml:space="preserve">The sound was closer now. And there was another sound with it. A low, monotonous muttering.</w:t>
-      </w:r>
-    </w:p>
-    <w:p>
-      <w:pPr>
-        <w:pStyle w:val="BodyText"/>
-      </w:pPr>
-      <w:r>
-        <w:t xml:space="preserve">We reached the end of the corridor. It opened into a large room—a ward. Iron bedframes, rusted into grotesque sculptures, were lined in rows. Most were empty. In the far corner, one bed was occupied.</w:t>
-      </w:r>
-    </w:p>
-    <w:p>
-      <w:pPr>
-        <w:pStyle w:val="BodyText"/>
-      </w:pPr>
-      <w:r>
-        <w:t xml:space="preserve">A figure sat on the edge of it, bent over. It wore the tattered, stained remains of a nun’s habit. Its head was bowed, and in its hands, it held a roll of bandages. It was winding, and unwinding, winding and unwinding the same bandage around its own forearm. The action was precise, obsessive.</w:t>
-      </w:r>
-      <w:r>
-        <w:t xml:space="preserve"> </w:t>
-      </w:r>
-      <w:r>
-        <w:rPr>
-          <w:i/>
-          <w:iCs/>
-        </w:rPr>
-        <w:t xml:space="preserve">Scrape</w:t>
-      </w:r>
-      <w:r>
-        <w:t xml:space="preserve"> </w:t>
-      </w:r>
-      <w:r>
-        <w:t xml:space="preserve">(the bandage pulling tight),</w:t>
-      </w:r>
-      <w:r>
-        <w:t xml:space="preserve"> </w:t>
-      </w:r>
-      <w:r>
-        <w:rPr>
-          <w:i/>
-          <w:iCs/>
-        </w:rPr>
-        <w:t xml:space="preserve">drag</w:t>
-      </w:r>
-      <w:r>
-        <w:t xml:space="preserve"> </w:t>
-      </w:r>
-      <w:r>
-        <w:t xml:space="preserve">(a loose end brushing the floor).</w:t>
-      </w:r>
-    </w:p>
-    <w:p>
-      <w:pPr>
-        <w:pStyle w:val="BodyText"/>
-      </w:pPr>
-      <w:r>
-        <w:t xml:space="preserve">The muttering was a list. “…spirit of camphor, tincture of mercury, laudanum twenty drops, chloride of lime solution, prayer, prayer, prayer…”</w:t>
-      </w:r>
-    </w:p>
-    <w:p>
-      <w:pPr>
-        <w:pStyle w:val="BodyText"/>
-      </w:pPr>
-      <w:r>
-        <w:t xml:space="preserve">Father shone the light directly on her.</w:t>
-      </w:r>
-    </w:p>
-    <w:p>
-      <w:pPr>
-        <w:pStyle w:val="BodyText"/>
-      </w:pPr>
-      <w:r>
-        <w:t xml:space="preserve">She did not startle. She slowly stopped her winding and looked up.</w:t>
-      </w:r>
-    </w:p>
-    <w:p>
-      <w:pPr>
-        <w:pStyle w:val="BodyText"/>
-      </w:pPr>
-      <w:r>
-        <w:t xml:space="preserve">She had no face. Not in a grotesque, melted way. Where her face should have been was a smooth, blank oval of pale skin, like a nurse’s cap pulled too tight. No eyes, no nose, no mouth. Just that terrible, finished blankness.</w:t>
-      </w:r>
-    </w:p>
-    <w:p>
-      <w:pPr>
-        <w:pStyle w:val="BodyText"/>
-      </w:pPr>
-      <w:r>
-        <w:t xml:space="preserve">Yet she</w:t>
-      </w:r>
-      <w:r>
-        <w:t xml:space="preserve"> </w:t>
-      </w:r>
-      <w:r>
-        <w:rPr>
-          <w:i/>
-          <w:iCs/>
-        </w:rPr>
-        <w:t xml:space="preserve">saw</w:t>
-      </w:r>
-      <w:r>
-        <w:t xml:space="preserve"> </w:t>
-      </w:r>
-      <w:r>
-        <w:t xml:space="preserve">us. I felt the attention like a pressure.</w:t>
-      </w:r>
-    </w:p>
-    <w:p>
-      <w:pPr>
-        <w:pStyle w:val="BodyText"/>
-      </w:pPr>
-      <w:r>
-        <w:t xml:space="preserve">“Sister?” Father’s voice was a dry crackle. The anthropologist in him was battling the animal for control. “We mean no intrusion. We are here to document.”</w:t>
-      </w:r>
-    </w:p>
-    <w:p>
-      <w:pPr>
-        <w:pStyle w:val="BodyText"/>
-      </w:pPr>
-      <w:r>
-        <w:t xml:space="preserve">The faceless head tilted. The muttering stopped. She stood up. She was tall, impossibly so. She dropped the bandage. It unspooled on the floor like a white tongue.</w:t>
-      </w:r>
-    </w:p>
-    <w:p>
-      <w:pPr>
-        <w:pStyle w:val="BodyText"/>
-      </w:pPr>
-      <w:r>
-        <w:t xml:space="preserve">She took a step toward us. Then another. Her movement was not a shuffle, but a glide, as if on casters.</w:t>
-      </w:r>
-    </w:p>
-    <w:p>
-      <w:pPr>
-        <w:pStyle w:val="BodyText"/>
-      </w:pPr>
-      <w:r>
-        <w:t xml:space="preserve">Father took a step back. The flashlight beam trembled on her blank visage.</w:t>
-      </w:r>
-    </w:p>
-    <w:p>
-      <w:pPr>
-        <w:pStyle w:val="BodyText"/>
-      </w:pPr>
-      <w:r>
-        <w:t xml:space="preserve">“The treatment is not complete,” she said. Her voice was not a voice. It was the sound of many pages being turned at once in a quiet library. “The inventory is not balanced. You are a new entry. A new symptom.”</w:t>
-      </w:r>
-    </w:p>
-    <w:p>
-      <w:pPr>
-        <w:pStyle w:val="BodyText"/>
-      </w:pPr>
-      <w:r>
-        <w:t xml:space="preserve">She raised a hand, long, pale fingers pointing at my father’s satchel. “Your papers. They require triage.”</w:t>
-      </w:r>
-    </w:p>
-    <w:p>
-      <w:pPr>
-        <w:pStyle w:val="BodyText"/>
-      </w:pPr>
-      <w:r>
-        <w:t xml:space="preserve">“Stay back,” Father commanded, but the command had no air behind it.</w:t>
-      </w:r>
-    </w:p>
-    <w:p>
-      <w:pPr>
-        <w:pStyle w:val="BodyText"/>
-      </w:pPr>
-      <w:r>
-        <w:t xml:space="preserve">She glided closer. The smell of bad medicine intensified, sweet and putrid.</w:t>
-      </w:r>
-    </w:p>
-    <w:p>
-      <w:pPr>
-        <w:pStyle w:val="BodyText"/>
-      </w:pPr>
-      <w:r>
-        <w:t xml:space="preserve">I acted without thinking. I grabbed a piece of fallen plaster from the floor and hurled it. It didn’t hit her. It sailed through the space where she was and shattered against the far wall.</w:t>
-      </w:r>
-    </w:p>
-    <w:p>
-      <w:pPr>
-        <w:pStyle w:val="BodyText"/>
-      </w:pPr>
-      <w:r>
-        <w:t xml:space="preserve">But she stopped. Her blank head turned toward the sound of the shattering. As if the</w:t>
-      </w:r>
-      <w:r>
-        <w:t xml:space="preserve"> </w:t>
-      </w:r>
-      <w:r>
-        <w:rPr>
-          <w:i/>
-          <w:iCs/>
-        </w:rPr>
-        <w:t xml:space="preserve">disorder</w:t>
-      </w:r>
-      <w:r>
-        <w:t xml:space="preserve"> </w:t>
-      </w:r>
-      <w:r>
-        <w:t xml:space="preserve">of it, the sudden break in the ritual, was an anomaly her programming couldn’t process.</w:t>
-      </w:r>
-    </w:p>
-    <w:p>
-      <w:pPr>
-        <w:pStyle w:val="BodyText"/>
-      </w:pPr>
-      <w:r>
-        <w:t xml:space="preserve">“Run,” I hissed at my father.</w:t>
-      </w:r>
-    </w:p>
-    <w:p>
-      <w:pPr>
-        <w:pStyle w:val="BodyText"/>
-      </w:pPr>
-      <w:r>
-        <w:t xml:space="preserve">He was paralyzed, staring at the faceless nun, his life’s work of analyzing ghosts colliding with the reality of one.</w:t>
-      </w:r>
-    </w:p>
-    <w:p>
-      <w:pPr>
-        <w:pStyle w:val="BodyText"/>
-      </w:pPr>
-      <w:r>
-        <w:t xml:space="preserve">I grabbed his arm and yanked him backward. We stumbled into the corridor. I heard the soft</w:t>
-      </w:r>
-      <w:r>
-        <w:t xml:space="preserve"> </w:t>
-      </w:r>
-      <w:r>
-        <w:rPr>
-          <w:i/>
-          <w:iCs/>
-        </w:rPr>
-        <w:t xml:space="preserve">shush</w:t>
-      </w:r>
-      <w:r>
-        <w:t xml:space="preserve"> </w:t>
-      </w:r>
-      <w:r>
-        <w:t xml:space="preserve">of her habit behind us, the resumed mutter. “…contamination… quarantine procedure…”</w:t>
-      </w:r>
-    </w:p>
-    <w:p>
-      <w:pPr>
-        <w:pStyle w:val="BodyText"/>
-      </w:pPr>
-      <w:r>
-        <w:t xml:space="preserve">We ran. We crashed through the main hall, slipping on moss, our footsteps echoing monstrously in the stone vault. We burst out into the blinding, green daylight and did not stop running until we were halfway up the opposite slope, lungs burning, thorns tearing at our clothes.</w:t>
-      </w:r>
-    </w:p>
-    <w:p>
-      <w:pPr>
-        <w:pStyle w:val="BodyText"/>
-      </w:pPr>
-      <w:r>
-        <w:t xml:space="preserve">We collapsed behind a giant fig tree, gasping. Father’s hat was gone. His face was grey, his eyes wide with something that was not fear, but a profound, cognitive rupture.</w:t>
-      </w:r>
-    </w:p>
-    <w:p>
-      <w:pPr>
-        <w:pStyle w:val="BodyText"/>
-      </w:pPr>
-      <w:r>
-        <w:t xml:space="preserve">“Did you see…” he panted. “The… the</w:t>
-      </w:r>
-      <w:r>
-        <w:t xml:space="preserve"> </w:t>
-      </w:r>
-      <w:r>
-        <w:rPr>
-          <w:i/>
-          <w:iCs/>
-        </w:rPr>
-        <w:t xml:space="preserve">blankness</w:t>
-      </w:r>
-      <w:r>
-        <w:t xml:space="preserve">… It wasn’t decay… It was…</w:t>
-      </w:r>
-      <w:r>
-        <w:t xml:space="preserve"> </w:t>
-      </w:r>
-      <w:r>
-        <w:rPr>
-          <w:i/>
-          <w:iCs/>
-        </w:rPr>
-        <w:t xml:space="preserve">completion</w:t>
-      </w:r>
-      <w:r>
-        <w:t xml:space="preserve">. A finished form.”</w:t>
-      </w:r>
-    </w:p>
-    <w:p>
-      <w:pPr>
-        <w:pStyle w:val="BodyText"/>
-      </w:pPr>
-      <w:r>
-        <w:t xml:space="preserve">He was trying to fit it into his framework. A new category of ruin.</w:t>
-      </w:r>
-    </w:p>
-    <w:p>
-      <w:pPr>
-        <w:pStyle w:val="BodyText"/>
-      </w:pPr>
-      <w:r>
-        <w:t xml:space="preserve">I just trembled, hugging my knees. I saw the bandage. I heard the list. The hospital wasn’t haunted by the dead. It was haunted by the</w:t>
-      </w:r>
-      <w:r>
-        <w:t xml:space="preserve"> </w:t>
-      </w:r>
-      <w:r>
-        <w:rPr>
-          <w:i/>
-          <w:iCs/>
-        </w:rPr>
-        <w:t xml:space="preserve">procedure</w:t>
-      </w:r>
-      <w:r>
-        <w:t xml:space="preserve">. The endless, mindless repetition of care that had failed. A stuck record of healing.</w:t>
-      </w:r>
-    </w:p>
-    <w:p>
-      <w:pPr>
-        <w:pStyle w:val="BodyText"/>
-      </w:pPr>
-      <w:r>
-        <w:t xml:space="preserve">After a long time, he stood. He looked back down at the grey stone building, now silent and innocent-looking in its bower of vines. The scholar reasserted itself, a survival mechanism. “Fascinating. A phenomenological haunting. Not a person, but a</w:t>
-      </w:r>
-      <w:r>
-        <w:t xml:space="preserve"> </w:t>
-      </w:r>
-      <w:r>
-        <w:rPr>
-          <w:i/>
-          <w:iCs/>
-        </w:rPr>
-        <w:t xml:space="preserve">process</w:t>
-      </w:r>
-      <w:r>
-        <w:t xml:space="preserve"> </w:t>
-      </w:r>
-      <w:r>
-        <w:t xml:space="preserve">made manifest. Cheltham… imagine if his ministry… if bureaucracy itself…”</w:t>
-      </w:r>
-    </w:p>
-    <w:p>
-      <w:pPr>
-        <w:pStyle w:val="BodyText"/>
-      </w:pPr>
-      <w:r>
-        <w:t xml:space="preserve">He was already writing the paper in his head. The terror was being metabolized into theory.</w:t>
-      </w:r>
-    </w:p>
-    <w:p>
-      <w:pPr>
-        <w:pStyle w:val="BodyText"/>
-      </w:pPr>
-      <w:r>
-        <w:t xml:space="preserve">We walked back to Port James in a thick, exhausted silence. The journey took forever. The jungle now felt watchful, complicit.</w:t>
-      </w:r>
-    </w:p>
-    <w:p>
-      <w:pPr>
-        <w:pStyle w:val="BodyText"/>
-      </w:pPr>
-      <w:r>
-        <w:t xml:space="preserve">We arrived at the bungalow as the last light was failing. Mother was on the veranda. She took one look at our torn clothes, our hollow eyes, and my father’s missing hat. She said nothing. She just went inside and put the kettle on.</w:t>
-      </w:r>
-    </w:p>
-    <w:p>
-      <w:pPr>
-        <w:pStyle w:val="BodyText"/>
-      </w:pPr>
-      <w:r>
-        <w:t xml:space="preserve">In my room, I didn’t light the lamp. I sat in the dark. I opened my ration book to the last page I’d drawn—the doorway with the columns of accounting. I took my charcoal.</w:t>
-      </w:r>
-    </w:p>
-    <w:p>
-      <w:pPr>
-        <w:pStyle w:val="BodyText"/>
-      </w:pPr>
-      <w:r>
-        <w:t xml:space="preserve">With a few swift, hard strokes, I drew the faceless nun. Not in detail, but in essence. A tall, blank column. And from her outstretched hand, I drew lines that were not bandages, but lists. Lists that wound around the trees, the stones, the house, my father’s satchel. A web of relentless, meaningless categorization.</w:t>
-      </w:r>
-    </w:p>
-    <w:p>
-      <w:pPr>
-        <w:pStyle w:val="BodyText"/>
-      </w:pPr>
-      <w:r>
-        <w:t xml:space="preserve">This was the aftermath. Not just of war, or empire. Of</w:t>
-      </w:r>
-      <w:r>
-        <w:t xml:space="preserve"> </w:t>
-      </w:r>
-      <w:r>
-        <w:rPr>
-          <w:i/>
-          <w:iCs/>
-        </w:rPr>
-        <w:t xml:space="preserve">intention</w:t>
-      </w:r>
-      <w:r>
-        <w:t xml:space="preserve">. When a powerful intention dies, it doesn’t just vanish. It goes rogue. It repeats itself in the void, a phantom limb of purpose still trying to grasp, to organize, to treat a world that is no longer sick, but simply</w:t>
-      </w:r>
-      <w:r>
-        <w:t xml:space="preserve"> </w:t>
-      </w:r>
-      <w:r>
-        <w:rPr>
-          <w:i/>
-          <w:iCs/>
-        </w:rPr>
-        <w:t xml:space="preserve">other</w:t>
-      </w:r>
-      <w:r>
-        <w:t xml:space="preserve">.</w:t>
-      </w:r>
-    </w:p>
-    <w:p>
-      <w:pPr>
-        <w:pStyle w:val="BodyText"/>
-      </w:pPr>
-      <w:r>
-        <w:t xml:space="preserve">I heard my father in his study. The scratch of his pen. He was already documenting the phenomenon. Making it his. Another entry in his ledger.</w:t>
-      </w:r>
-    </w:p>
-    <w:p>
-      <w:pPr>
-        <w:pStyle w:val="BodyText"/>
-      </w:pPr>
-      <w:r>
-        <w:t xml:space="preserve">I closed the book. The house was quiet. Out in the night, I heard the distant, comforting</w:t>
-      </w:r>
-      <w:r>
-        <w:t xml:space="preserve"> </w:t>
-      </w:r>
-      <w:r>
-        <w:rPr>
-          <w:i/>
-          <w:iCs/>
-        </w:rPr>
-        <w:t xml:space="preserve">clack-clack-clack</w:t>
-      </w:r>
-      <w:r>
-        <w:t xml:space="preserve"> </w:t>
-      </w:r>
-      <w:r>
-        <w:t xml:space="preserve">of Joseph mending his nets. A sound of repair, of making whole. Not a list. A knot.</w:t>
-      </w:r>
-    </w:p>
-    <w:p>
-      <w:pPr>
-        <w:pStyle w:val="BodyText"/>
-      </w:pPr>
-      <w:r>
-        <w:t xml:space="preserve">I knew then that Cheltham, with his clipboard, and the ledger-ghost, and the bandage-nun, and my father in his study, were all part of the same terrible continuum. The need to impose order on the beautiful, terrifying chaos of what simply</w:t>
-      </w:r>
-      <w:r>
-        <w:t xml:space="preserve"> </w:t>
-      </w:r>
-      <w:r>
-        <w:rPr>
-          <w:i/>
-          <w:iCs/>
-        </w:rPr>
-        <w:t xml:space="preserve">is</w:t>
-      </w:r>
-      <w:r>
-        <w:t xml:space="preserve">.</w:t>
-      </w:r>
-    </w:p>
-    <w:p>
-      <w:pPr>
-        <w:pStyle w:val="BodyText"/>
-      </w:pPr>
-      <w:r>
-        <w:t xml:space="preserve">And I knew I had to find a different way to see. Before the world either got filed away, or treated into oblivion, or worse—before I started seeing blank faces in the mirror, and felt the urge to make lists of my own.</w:t>
+        <w:t xml:space="preserve">The ministry car was a black beetle, polished to a predatory shine, sucking up the dust of our driveway. It did not belong. Its very geometry was an insult to the soft, decaying edges of Port James.</w:t>
+      </w:r>
+    </w:p>
+    <w:p>
+      <w:pPr>
+        <w:pStyle w:val="BodyText"/>
+      </w:pPr>
+      <w:r>
+        <w:t xml:space="preserve">Mr. Roland Cheltham emerged like the car’s secreted soul. Mid-forties, hair the colour of wet sand and cut with mathematical severity. He wore a short-sleeved white shirt, crisp tan trousers, and an expression of benign efficiency. He carried a clipboard.</w:t>
+      </w:r>
+    </w:p>
+    <w:p>
+      <w:pPr>
+        <w:pStyle w:val="BodyText"/>
+      </w:pPr>
+      <w:r>
+        <w:t xml:space="preserve">“Professor Finch! A pleasure to catch you at home.” His voice was a calibrated instrument, pitched to convey approachable authority.</w:t>
+      </w:r>
+    </w:p>
+    <w:p>
+      <w:pPr>
+        <w:pStyle w:val="BodyText"/>
+      </w:pPr>
+      <w:r>
+        <w:t xml:space="preserve">My father stood on the veranda, a king in a bathrobe holding a cup of tepid tea. He did not smile. “Mr. Cheltham. To what do we owe the incursion?”</w:t>
+      </w:r>
+    </w:p>
+    <w:p>
+      <w:pPr>
+        <w:pStyle w:val="BodyText"/>
+      </w:pPr>
+      <w:r>
+        <w:t xml:space="preserve">Cheltham’s smile was a hyphen. “Just a follow-up, Professor. A friendly chat about the future.” His eyes swept the veranda, the peeling columns, the bougainvillaea that was staging a hostile takeover of the east wall. They took inventory. “May I?”</w:t>
+      </w:r>
+    </w:p>
+    <w:p>
+      <w:pPr>
+        <w:pStyle w:val="BodyText"/>
+      </w:pPr>
+      <w:r>
+        <w:t xml:space="preserve">He was already mounting the steps. He nodded at my mother, who stood in the doorway, a dishcloth in her hands like a sceptre. “Madame Finch.”</w:t>
+      </w:r>
+    </w:p>
+    <w:p>
+      <w:pPr>
+        <w:pStyle w:val="BodyText"/>
+      </w:pPr>
+      <w:r>
+        <w:t xml:space="preserve">“Monsieur Cheltham.”</w:t>
+      </w:r>
+    </w:p>
+    <w:p>
+      <w:pPr>
+        <w:pStyle w:val="BodyText"/>
+      </w:pPr>
+      <w:r>
+        <w:t xml:space="preserve">He took a seat without being invited, placing the clipboard on the wicker table. I lingered in the shadows of the doorway, a ghost in my own home.</w:t>
+      </w:r>
+    </w:p>
+    <w:p>
+      <w:pPr>
+        <w:pStyle w:val="BodyText"/>
+      </w:pPr>
+      <w:r>
+        <w:t xml:space="preserve">“It’s about potential, Professor,” Cheltham began, lacing his fingers. “This district has tremendous potential. But potential is like a battery—it must be directed,</w:t>
+      </w:r>
+      <w:r>
+        <w:t xml:space="preserve"> </w:t>
+      </w:r>
+      <w:r>
+        <w:rPr>
+          <w:i/>
+          <w:iCs/>
+        </w:rPr>
+        <w:t xml:space="preserve">earched</w:t>
+      </w:r>
+      <w:r>
+        <w:t xml:space="preserve">, to do any good. The old structures,” he gestured vaguely at the house, “while historically fascinating, represent a… a static charge. A memory of current, not current itself.”</w:t>
+      </w:r>
+    </w:p>
+    <w:p>
+      <w:pPr>
+        <w:pStyle w:val="BodyText"/>
+      </w:pPr>
+      <w:r>
+        <w:t xml:space="preserve">My father sipped his tea. “You want to turn my home into a wire.”</w:t>
+      </w:r>
+    </w:p>
+    <w:p>
+      <w:pPr>
+        <w:pStyle w:val="BodyText"/>
+      </w:pPr>
+      <w:r>
+        <w:t xml:space="preserve">“Into a</w:t>
+      </w:r>
+      <w:r>
+        <w:t xml:space="preserve"> </w:t>
+      </w:r>
+      <w:r>
+        <w:rPr>
+          <w:i/>
+          <w:iCs/>
+        </w:rPr>
+        <w:t xml:space="preserve">conduit</w:t>
+      </w:r>
+      <w:r>
+        <w:t xml:space="preserve">,” Cheltham corrected, pleased with the word. “For progress. For the people. The ministry is drafting a comprehensive Land Re-alignment Act. This property, given its size and location, is ideal for a vocational training centre. Masonry, mechanics. Tangible skills.”</w:t>
+      </w:r>
+    </w:p>
+    <w:p>
+      <w:pPr>
+        <w:pStyle w:val="BodyText"/>
+      </w:pPr>
+      <w:r>
+        <w:t xml:space="preserve">“And where shall I do my work?” Father’s voice was dangerously quiet. “My study of colonial administrative decay? Shall I conduct it from a cot in the masonry shed?”</w:t>
+      </w:r>
+    </w:p>
+    <w:p>
+      <w:pPr>
+        <w:pStyle w:val="BodyText"/>
+      </w:pPr>
+      <w:r>
+        <w:t xml:space="preserve">“Your work,” Cheltham said, leaning forward slightly, “is, if you’ll pardon me, a rear-view mirror. The nation is driving forward. We need to look through the windshield.” He tapped his clipboard. “We’re offering a generous compensation package. And assistance with repatriation.”</w:t>
+      </w:r>
+    </w:p>
+    <w:p>
+      <w:pPr>
+        <w:pStyle w:val="BodyText"/>
+      </w:pPr>
+      <w:r>
+        <w:t xml:space="preserve">The word hung in the air.</w:t>
+      </w:r>
+      <w:r>
+        <w:t xml:space="preserve"> </w:t>
+      </w:r>
+      <w:r>
+        <w:rPr>
+          <w:i/>
+          <w:iCs/>
+        </w:rPr>
+        <w:t xml:space="preserve">Repatriation</w:t>
+      </w:r>
+      <w:r>
+        <w:t xml:space="preserve">. To where? England was a story he told, a series of grey photographs in a damp album. He was no more English now than the geckos on the wall.</w:t>
+      </w:r>
+    </w:p>
+    <w:p>
+      <w:pPr>
+        <w:pStyle w:val="BodyText"/>
+      </w:pPr>
+      <w:r>
+        <w:t xml:space="preserve">“This is my home,” Father said, the simple sentence a fortress.</w:t>
+      </w:r>
+    </w:p>
+    <w:p>
+      <w:pPr>
+        <w:pStyle w:val="BodyText"/>
+      </w:pPr>
+      <w:r>
+        <w:t xml:space="preserve">“It was the District Officer’s home,” Cheltham replied gently. “A role which, with all respect, no longer exists. We are all citizens of the new republic now. Equal. We must all contribute to its body.” He stood, his mission accomplished. “Think on it. The proposal is detailed here.” He slid a typed document from his clipboard. It lay on the table like a subpoena. “No immediate rush. But the future, as they say, waits for no man.”</w:t>
+      </w:r>
+    </w:p>
+    <w:p>
+      <w:pPr>
+        <w:pStyle w:val="BodyText"/>
+      </w:pPr>
+      <w:r>
+        <w:t xml:space="preserve">He left with a final, inclusive smile that took in my mother, the house, and the invisible me in the doorway. The beetle reversed, crunching gravel, and slithered back toward the concrete future.</w:t>
+      </w:r>
+    </w:p>
+    <w:p>
+      <w:pPr>
+        <w:pStyle w:val="BodyText"/>
+      </w:pPr>
+      <w:r>
+        <w:t xml:space="preserve">Father stared at the document. He did not touch it. Mother walked over, picked it up, and began to read. Her face showed nothing.</w:t>
+      </w:r>
+    </w:p>
+    <w:p>
+      <w:pPr>
+        <w:pStyle w:val="BodyText"/>
+      </w:pPr>
+      <w:r>
+        <w:t xml:space="preserve">“They are not wrong, Alistair,” she said after a moment. “A training centre. It is a good thing.”</w:t>
+      </w:r>
+    </w:p>
+    <w:p>
+      <w:pPr>
+        <w:pStyle w:val="BodyText"/>
+      </w:pPr>
+      <w:r>
+        <w:t xml:space="preserve">“It is a</w:t>
+      </w:r>
+      <w:r>
+        <w:t xml:space="preserve"> </w:t>
+      </w:r>
+      <w:r>
+        <w:rPr>
+          <w:i/>
+          <w:iCs/>
+        </w:rPr>
+        <w:t xml:space="preserve">bland</w:t>
+      </w:r>
+      <w:r>
+        <w:t xml:space="preserve"> </w:t>
+      </w:r>
+      <w:r>
+        <w:t xml:space="preserve">thing!” he exploded, finally. “It is the replacement of a complex, tragic history with a… a manual! They want to turn a library into an instruction booklet for plumbing!”</w:t>
+      </w:r>
+    </w:p>
+    <w:p>
+      <w:pPr>
+        <w:pStyle w:val="BodyText"/>
+      </w:pPr>
+      <w:r>
+        <w:t xml:space="preserve">“People need plumbing more than they need your tragedy!”</w:t>
+      </w:r>
+    </w:p>
+    <w:p>
+      <w:pPr>
+        <w:pStyle w:val="BodyText"/>
+      </w:pPr>
+      <w:r>
+        <w:t xml:space="preserve">“Without the tragedy, the plumbing is just pipes in the dirt! It has no meaning!”</w:t>
+      </w:r>
+    </w:p>
+    <w:p>
+      <w:pPr>
+        <w:pStyle w:val="BodyText"/>
+      </w:pPr>
+      <w:r>
+        <w:t xml:space="preserve">“Meaning does not fill a child’s belly!”</w:t>
+      </w:r>
+    </w:p>
+    <w:p>
+      <w:pPr>
+        <w:pStyle w:val="BodyText"/>
+      </w:pPr>
+      <w:r>
+        <w:t xml:space="preserve">I left them to it. The air in the house was too thick to breathe. I grabbed my ration book and charcoal and fled.</w:t>
+      </w:r>
+    </w:p>
+    <w:p>
+      <w:pPr>
+        <w:pStyle w:val="BodyText"/>
+      </w:pPr>
+      <w:r>
+        <w:t xml:space="preserve">I walked north, away from the town, along the coastal path. The sun was a hammer on the anvil of the sea. I needed to draw something clean, something simple. A rock. A single, defiant tree. I climbed the headland, not toward the fort, but to a smaller promontory where a lone, twisted casuarina stood, its roots clawing into the stone like desperate fingers.</w:t>
+      </w:r>
+    </w:p>
+    <w:p>
+      <w:pPr>
+        <w:pStyle w:val="BodyText"/>
+      </w:pPr>
+      <w:r>
+        <w:t xml:space="preserve">I sat, opened the book. But the clean line wouldn’t come. My fingers felt Cheltham’s presence, his clipboard certainty, smudging the air. I saw not the tree, but the</w:t>
+      </w:r>
+      <w:r>
+        <w:t xml:space="preserve"> </w:t>
+      </w:r>
+      <w:r>
+        <w:rPr>
+          <w:i/>
+          <w:iCs/>
+        </w:rPr>
+        <w:t xml:space="preserve">potential</w:t>
+      </w:r>
+      <w:r>
+        <w:t xml:space="preserve"> </w:t>
+      </w:r>
+      <w:r>
+        <w:t xml:space="preserve">of the tree. Good for firewood. For timber. A thing to be assessed, utilized.</w:t>
+      </w:r>
+    </w:p>
+    <w:p>
+      <w:pPr>
+        <w:pStyle w:val="BodyText"/>
+      </w:pPr>
+      <w:r>
+        <w:t xml:space="preserve">Frustrated, I stood and walked further, almost without thinking, toward the old fort. Joseph’s warning whispered in my head, but the daylight scorned it. The fort was just a ruin. A collection of stones with a bad history. What could it do?</w:t>
+      </w:r>
+    </w:p>
+    <w:p>
+      <w:pPr>
+        <w:pStyle w:val="BodyText"/>
+      </w:pPr>
+      <w:r>
+        <w:t xml:space="preserve">The British had built Fort Gregory to command the harbour, a statement in limestone and cannon. The statement had faded. The cannons were gone, sold for scrap or swallowed by the sea. The walls were tattooed with lichen and the vulgar poetry of decades of lovers and vandals. The main gate was a gaping mouth with broken teeth.</w:t>
+      </w:r>
+    </w:p>
+    <w:p>
+      <w:pPr>
+        <w:pStyle w:val="BodyText"/>
+      </w:pPr>
+      <w:r>
+        <w:t xml:space="preserve">I stepped inside. The courtyard was a bowl of sunlight and silence. Weeds grew between the flagstones. In one corner, a frangipani tree had burst through the stone, its sweet, funereal scent at odds with the martial geometry. This was what my father loved: the victory of the incidental over the intentional.</w:t>
+      </w:r>
+    </w:p>
+    <w:p>
+      <w:pPr>
+        <w:pStyle w:val="BodyText"/>
+      </w:pPr>
+      <w:r>
+        <w:t xml:space="preserve">I found a shaded alcove, the remains of a barracks room, and sat. I would draw the frangipani. A life that had broken a fortress. That was a story.</w:t>
+      </w:r>
+    </w:p>
+    <w:p>
+      <w:pPr>
+        <w:pStyle w:val="BodyText"/>
+      </w:pPr>
+      <w:r>
+        <w:t xml:space="preserve">I was sketching the first limb when I heard it. A scrape. Not an animal scuffle. A deliberate, dry drag of stone on stone.</w:t>
+      </w:r>
+    </w:p>
+    <w:p>
+      <w:pPr>
+        <w:pStyle w:val="BodyText"/>
+      </w:pPr>
+      <w:r>
+        <w:t xml:space="preserve">I froze, my charcoal hovering.</w:t>
+      </w:r>
+    </w:p>
+    <w:p>
+      <w:pPr>
+        <w:pStyle w:val="BodyText"/>
+      </w:pPr>
+      <w:r>
+        <w:t xml:space="preserve">It came from deeper within the fort, from the doorway that led to the old magazine stores, the underground rooms. That doorway was always dark. A black rectangle.</w:t>
+      </w:r>
+    </w:p>
+    <w:p>
+      <w:pPr>
+        <w:pStyle w:val="BodyText"/>
+      </w:pPr>
+      <w:r>
+        <w:t xml:space="preserve">The scrape came again. Then a sigh. Not a human sigh. A release of air from a deep, confined place.</w:t>
+      </w:r>
+    </w:p>
+    <w:p>
+      <w:pPr>
+        <w:pStyle w:val="BodyText"/>
+      </w:pPr>
+      <w:r>
+        <w:t xml:space="preserve">Every cell in my body told me to run. But my father’s blood in me, the blood that communed with ruins, held me fast.</w:t>
+      </w:r>
+      <w:r>
+        <w:t xml:space="preserve"> </w:t>
+      </w:r>
+      <w:r>
+        <w:rPr>
+          <w:i/>
+          <w:iCs/>
+        </w:rPr>
+        <w:t xml:space="preserve">Observe. Document.</w:t>
+      </w:r>
+    </w:p>
+    <w:p>
+      <w:pPr>
+        <w:pStyle w:val="BodyText"/>
+      </w:pPr>
+      <w:r>
+        <w:t xml:space="preserve">I stood, silent, and edged toward the barracks doorway, peering across the sunlit courtyard toward the dark one.</w:t>
+      </w:r>
+    </w:p>
+    <w:p>
+      <w:pPr>
+        <w:pStyle w:val="BodyText"/>
+      </w:pPr>
+      <w:r>
+        <w:t xml:space="preserve">A figure emerged.</w:t>
+      </w:r>
+    </w:p>
+    <w:p>
+      <w:pPr>
+        <w:pStyle w:val="BodyText"/>
+      </w:pPr>
+      <w:r>
+        <w:t xml:space="preserve">Not Joseph. Not a villager. It was a man, but wrong. He was dressed in a British officer’s tropical uniform, but the khaki was bleached to the colour of bone, the fabric hanging loose as if on a skeleton. His face was in shadow under his peaked cap, but I could see the gaunt line of his jaw. He did not walk. He</w:t>
+      </w:r>
+      <w:r>
+        <w:t xml:space="preserve"> </w:t>
+      </w:r>
+      <w:r>
+        <w:rPr>
+          <w:i/>
+          <w:iCs/>
+        </w:rPr>
+        <w:t xml:space="preserve">shuffled</w:t>
+      </w:r>
+      <w:r>
+        <w:t xml:space="preserve">, his boots scraping on the flagstones. In his hands, he held not a weapon, but a ledger, clutched to his chest.</w:t>
+      </w:r>
+    </w:p>
+    <w:p>
+      <w:pPr>
+        <w:pStyle w:val="BodyText"/>
+      </w:pPr>
+      <w:r>
+        <w:t xml:space="preserve">He moved to the centre of the courtyard and stopped. He looked up, not at the sun, but at the sky as if reading a memo. He opened the ledger. His lips moved, but no sound came out. He was counting. Taking inventory of nothing.</w:t>
+      </w:r>
+    </w:p>
+    <w:p>
+      <w:pPr>
+        <w:pStyle w:val="BodyText"/>
+      </w:pPr>
+      <w:r>
+        <w:t xml:space="preserve">A cold that had nothing to do with shade poured through me. This was not a ghost story. This was worse. It was a</w:t>
+      </w:r>
+      <w:r>
+        <w:t xml:space="preserve"> </w:t>
+      </w:r>
+      <w:r>
+        <w:rPr>
+          <w:i/>
+          <w:iCs/>
+        </w:rPr>
+        <w:t xml:space="preserve">bureaucracy</w:t>
+      </w:r>
+      <w:r>
+        <w:t xml:space="preserve"> </w:t>
+      </w:r>
+      <w:r>
+        <w:t xml:space="preserve">of a ghost. A stuck record of administration.</w:t>
+      </w:r>
+    </w:p>
+    <w:p>
+      <w:pPr>
+        <w:pStyle w:val="BodyText"/>
+      </w:pPr>
+      <w:r>
+        <w:t xml:space="preserve">He turned his head, slowly, and I swear the shadows where his eyes should be rested on me.</w:t>
+      </w:r>
+    </w:p>
+    <w:p>
+      <w:pPr>
+        <w:pStyle w:val="BodyText"/>
+      </w:pPr>
+      <w:r>
+        <w:t xml:space="preserve">He did not startle. He did not threaten. He simply closed his ledger, gave a small, officious nod—</w:t>
+      </w:r>
+      <w:r>
+        <w:rPr>
+          <w:i/>
+          <w:iCs/>
+        </w:rPr>
+        <w:t xml:space="preserve">subject observed, logged</w:t>
+      </w:r>
+      <w:r>
+        <w:t xml:space="preserve">—and shuffled back into the dark doorway.</w:t>
+      </w:r>
+    </w:p>
+    <w:p>
+      <w:pPr>
+        <w:pStyle w:val="BodyText"/>
+      </w:pPr>
+      <w:r>
+        <w:t xml:space="preserve">The scrape of his boots faded.</w:t>
+      </w:r>
+    </w:p>
+    <w:p>
+      <w:pPr>
+        <w:pStyle w:val="BodyText"/>
+      </w:pPr>
+      <w:r>
+        <w:t xml:space="preserve">I ran. I ran so fast I tore the page of the frangipani sketch. I didn’t stop until I was back on the main path, the sun hot on my neck, the sane, diesel-scented air of the port in my lungs.</w:t>
+      </w:r>
+    </w:p>
+    <w:p>
+      <w:pPr>
+        <w:pStyle w:val="BodyText"/>
+      </w:pPr>
+      <w:r>
+        <w:t xml:space="preserve">I sat on a rock, trembling. Had I seen it? Had the heat and the tension with Cheltham and my father cooked a vision in my brain?</w:t>
+      </w:r>
+    </w:p>
+    <w:p>
+      <w:pPr>
+        <w:pStyle w:val="BodyText"/>
+      </w:pPr>
+      <w:r>
+        <w:t xml:space="preserve">I opened my ration book, to a fresh page. My hand was shaking. I didn’t draw the officer. I drew the doorway. The dark rectangle. And from it, I drew lines, not of longing this time, but of accounting. Neat, columns of nothing, pouring out into the world.</w:t>
+      </w:r>
+    </w:p>
+    <w:p>
+      <w:pPr>
+        <w:pStyle w:val="BodyText"/>
+      </w:pPr>
+      <w:r>
+        <w:t xml:space="preserve">When I got home, the house was silent. The document from Cheltham was still on the table. My father was in his study, the door closed. My mother was in the garden, viciously deadheading flowers.</w:t>
+      </w:r>
+    </w:p>
+    <w:p>
+      <w:pPr>
+        <w:pStyle w:val="BodyText"/>
+      </w:pPr>
+      <w:r>
+        <w:t xml:space="preserve">I went to my room and lay down. I could still hear the scrape. The dry, official scrape of a world that was finished but refused to file itself away.</w:t>
+      </w:r>
+    </w:p>
+    <w:p>
+      <w:pPr>
+        <w:pStyle w:val="BodyText"/>
+      </w:pPr>
+      <w:r>
+        <w:t xml:space="preserve">That night at dinner, my father was eerily calm. He spread butter on his bread with meticulous care.</w:t>
+      </w:r>
+    </w:p>
+    <w:p>
+      <w:pPr>
+        <w:pStyle w:val="BodyText"/>
+      </w:pPr>
+      <w:r>
+        <w:t xml:space="preserve">“I have decided,” he announced, “to mount an expedition.”</w:t>
+      </w:r>
+    </w:p>
+    <w:p>
+      <w:pPr>
+        <w:pStyle w:val="BodyText"/>
+      </w:pPr>
+      <w:r>
+        <w:t xml:space="preserve">Mother paused, her fork halfway to her mouth. “An expedition.”</w:t>
+      </w:r>
+    </w:p>
+    <w:p>
+      <w:pPr>
+        <w:pStyle w:val="BodyText"/>
+      </w:pPr>
+      <w:r>
+        <w:t xml:space="preserve">“To the interior. To the old mission hospital on Ridgeback Hill. Cheltham mentioned it. It’s the next ‘asset’ on his list. I intend to document it fully—architecturally, historically—before it becomes a… a community latrine.” He said the last words with distilled contempt.</w:t>
+      </w:r>
+    </w:p>
+    <w:p>
+      <w:pPr>
+        <w:pStyle w:val="BodyText"/>
+      </w:pPr>
+      <w:r>
+        <w:t xml:space="preserve">“The mission hospital is a day’s hard walk, Alistair. It is abandoned. It is dangerous. The roof—”</w:t>
+      </w:r>
+    </w:p>
+    <w:p>
+      <w:pPr>
+        <w:pStyle w:val="BodyText"/>
+      </w:pPr>
+      <w:r>
+        <w:t xml:space="preserve">“All the more reason to go. To capture it before it is</w:t>
+      </w:r>
+      <w:r>
+        <w:t xml:space="preserve"> </w:t>
+      </w:r>
+      <w:r>
+        <w:rPr>
+          <w:i/>
+          <w:iCs/>
+        </w:rPr>
+        <w:t xml:space="preserve">captured</w:t>
+      </w:r>
+      <w:r>
+        <w:t xml:space="preserve"> </w:t>
+      </w:r>
+      <w:r>
+        <w:t xml:space="preserve">by the philistines.” He looked at me. “Elias will come. He can draw. A proper record.”</w:t>
+      </w:r>
+    </w:p>
+    <w:p>
+      <w:pPr>
+        <w:pStyle w:val="BodyText"/>
+      </w:pPr>
+      <w:r>
+        <w:t xml:space="preserve">My blood went cold. The interior. The hills. The places Joseph had said were “finished but not gone.”</w:t>
+      </w:r>
+    </w:p>
+    <w:p>
+      <w:pPr>
+        <w:pStyle w:val="BodyText"/>
+      </w:pPr>
+      <w:r>
+        <w:t xml:space="preserve">“I… I have school,” I stammered, a pathetic defence.</w:t>
+      </w:r>
+    </w:p>
+    <w:p>
+      <w:pPr>
+        <w:pStyle w:val="BodyText"/>
+      </w:pPr>
+      <w:r>
+        <w:t xml:space="preserve">“You have a better education waiting in those hills. We leave Friday.”</w:t>
+      </w:r>
+    </w:p>
+    <w:p>
+      <w:pPr>
+        <w:pStyle w:val="BodyText"/>
+      </w:pPr>
+      <w:r>
+        <w:t xml:space="preserve">Mother stared at him. She did not argue. She just looked at him as if he were a sentence in a language she had finally decided to stop trying to translate.</w:t>
+      </w:r>
+    </w:p>
+    <w:p>
+      <w:pPr>
+        <w:pStyle w:val="BodyText"/>
+      </w:pPr>
+      <w:r>
+        <w:t xml:space="preserve">Later, on the veranda, I found her smoking one of her rare cigarettes. She offered me one. I took it. The smoke was harsh, foreign.</w:t>
+      </w:r>
+    </w:p>
+    <w:p>
+      <w:pPr>
+        <w:pStyle w:val="BodyText"/>
+      </w:pPr>
+      <w:r>
+        <w:t xml:space="preserve">“He is building a coffin,” she said, her voice flat. “And he is using the last of our wood to do it. This expedition. It is not about documentation. It is a protest. A performance of his own relevance.” She looked at me, her grey eyes full of a terrible, clear sadness. “Do not become a prop in his play, Elias. Your drawings… they are your own. Do not let him write the captions for them.”</w:t>
+      </w:r>
+    </w:p>
+    <w:p>
+      <w:pPr>
+        <w:pStyle w:val="BodyText"/>
+      </w:pPr>
+      <w:r>
+        <w:t xml:space="preserve">I thought of the ledger-ghost in the fort. The official record of emptiness. Was that what my father was becoming? A man clutching the ledger of a dead empire?</w:t>
+      </w:r>
+    </w:p>
+    <w:p>
+      <w:pPr>
+        <w:pStyle w:val="BodyText"/>
+      </w:pPr>
+      <w:r>
+        <w:t xml:space="preserve">And what was I? The boy who drew the doorways things came out of.</w:t>
+      </w:r>
+    </w:p>
+    <w:p>
+      <w:pPr>
+        <w:pStyle w:val="BodyText"/>
+      </w:pPr>
+      <w:r>
+        <w:t xml:space="preserve">I finished the cigarette, the ember a tiny, fierce eye in the dark. Friday was two days away. Two days until we walked into the hills, toward the next ruin on Cheltham’s list. Toward the things that were waiting, between the writings, for a better story.</w:t>
+      </w:r>
+    </w:p>
+    <w:p>
+      <w:pPr>
+        <w:pStyle w:val="BodyText"/>
+      </w:pPr>
+      <w:r>
+        <w:t xml:space="preserve">Or perhaps, for a final one.</w:t>
       </w:r>
     </w:p>
     <w:p>
@@ -1949,17 +1286,772 @@
         </w:pict>
       </w:r>
     </w:p>
-    <w:bookmarkEnd w:id="11"/>
-    <w:bookmarkStart w:id="13" w:name="chapter-4"/>
+    <w:bookmarkEnd w:id="14"/>
+    <w:bookmarkEnd w:id="15"/>
+    <w:bookmarkStart w:id="17" w:name="chapter-3"/>
     <w:p>
       <w:pPr>
         <w:pStyle w:val="Heading1"/>
       </w:pPr>
       <w:r>
+        <w:t xml:space="preserve">Chapter 3</w:t>
+      </w:r>
+    </w:p>
+    <w:bookmarkStart w:id="16" w:name="chapter-3-1"/>
+    <w:p>
+      <w:pPr>
+        <w:pStyle w:val="Heading2"/>
+      </w:pPr>
+      <w:r>
+        <w:rPr>
+          <w:b/>
+          <w:bCs/>
+        </w:rPr>
+        <w:t xml:space="preserve">CHAPTER 3</w:t>
+      </w:r>
+    </w:p>
+    <w:p>
+      <w:pPr>
+        <w:pStyle w:val="FirstParagraph"/>
+      </w:pPr>
+      <w:r>
+        <w:t xml:space="preserve">We left at dawn, under a sky the colour of cold ash. Father carried a leather satchel bulging with notebooks, a brass compass, and a canteen. I had a small pack with water, a little food, and my ration book, now dangerously close to full. He had dressed for a Victorian exploration: sturdy boots, khaki trousers tucked into socks, a wide-brimmed hat. I wore what I always wore.</w:t>
+      </w:r>
+    </w:p>
+    <w:p>
+      <w:pPr>
+        <w:pStyle w:val="BodyText"/>
+      </w:pPr>
+      <w:r>
+        <w:t xml:space="preserve">Mother stood on the veranda, arms crossed. She did not wave. She was a statue titled</w:t>
+      </w:r>
+      <w:r>
+        <w:t xml:space="preserve"> </w:t>
+      </w:r>
+      <w:r>
+        <w:rPr>
+          <w:i/>
+          <w:iCs/>
+        </w:rPr>
+        <w:t xml:space="preserve">Resignation</w:t>
+      </w:r>
+      <w:r>
+        <w:t xml:space="preserve">.</w:t>
+      </w:r>
+    </w:p>
+    <w:p>
+      <w:pPr>
+        <w:pStyle w:val="BodyText"/>
+      </w:pPr>
+      <w:r>
+        <w:t xml:space="preserve">The path out of Port James quickly turned from packed earth to root-tangled track, climbing through plantations of rubber trees that stood in silent, regimented rows, their trunks scarred with old tap-cuts like tribal markings. They were a ghost economy, these trees. Another forgotten intention. The air under the canopy was cool and smelled of damp rot and memory.</w:t>
+      </w:r>
+    </w:p>
+    <w:p>
+      <w:pPr>
+        <w:pStyle w:val="BodyText"/>
+      </w:pPr>
+      <w:r>
+        <w:t xml:space="preserve">Father set a brisk pace, his stick punching the ground. “The mission was established in 1887,” he began, his lecture voice finding its rhythm in the rhythm of his steps. “A joint venture of the Church and the colonial office. A beacon of civilization and medicine. Of course, it was also a lever. Convert the body, you gain a foothold with the soul. Convert the soul, and the land follows.”</w:t>
+      </w:r>
+    </w:p>
+    <w:p>
+      <w:pPr>
+        <w:pStyle w:val="BodyText"/>
+      </w:pPr>
+      <w:r>
+        <w:t xml:space="preserve">I walked behind him, watching the way his shoulders hunched slightly, as if still carrying the weight of the house’s high ceilings. “Did it work?”</w:t>
+      </w:r>
+    </w:p>
+    <w:p>
+      <w:pPr>
+        <w:pStyle w:val="BodyText"/>
+      </w:pPr>
+      <w:r>
+        <w:t xml:space="preserve">“For a time. Then the fever years came. Malaria, dengue. The missionaries died almost as fast as their patients. It became a hospice, then a storage depot, then a ruin. A perfect metaphor for the entire project: a house of healing that succumbed to the very climate it sought to conquer.”</w:t>
+      </w:r>
+    </w:p>
+    <w:p>
+      <w:pPr>
+        <w:pStyle w:val="BodyText"/>
+      </w:pPr>
+      <w:r>
+        <w:t xml:space="preserve">He spoke of it with a perverse pride, as if its failure made it more precious. A successful mission would have been boring. A tragedy was literature.</w:t>
+      </w:r>
+    </w:p>
+    <w:p>
+      <w:pPr>
+        <w:pStyle w:val="BodyText"/>
+      </w:pPr>
+      <w:r>
+        <w:t xml:space="preserve">We walked for hours. The rubber plantations gave way to secondary forest, then to proper jungle. The light turned green and liquid. Sounds changed: the distant generator hum was gone, replaced by the whine of insects, the shriek of unseen birds, the constant, whispering drip of water. The world was no longer a document to be read; it was a wet, breathing creature.</w:t>
+      </w:r>
+    </w:p>
+    <w:p>
+      <w:pPr>
+        <w:pStyle w:val="BodyText"/>
+      </w:pPr>
+      <w:r>
+        <w:t xml:space="preserve">My shirt stuck to my back. My father, impossibly, seemed to grow drier, more crisp, as if the adventure was starching him.</w:t>
+      </w:r>
+    </w:p>
+    <w:p>
+      <w:pPr>
+        <w:pStyle w:val="BodyText"/>
+      </w:pPr>
+      <w:r>
+        <w:t xml:space="preserve">By midday, we reached a ridge. Below us, in a clearing on the next hill over, was the mission hospital.</w:t>
+      </w:r>
+    </w:p>
+    <w:p>
+      <w:pPr>
+        <w:pStyle w:val="BodyText"/>
+      </w:pPr>
+      <w:r>
+        <w:t xml:space="preserve">It was not what I expected. Not a quaint, wooden chapel. It was a two-storey monstrosity of grey stone, built in a grim, utilitarian Gothic. It looked less like a beacon and more like a fortress that had surrendered. The roof was a skeleton of blackened timbers against the sky. Vines had scaled the walls, throttling the pointed-arch windows. One wing had entirely collapsed into a cairn of mossy stone.</w:t>
+      </w:r>
+    </w:p>
+    <w:p>
+      <w:pPr>
+        <w:pStyle w:val="BodyText"/>
+      </w:pPr>
+      <w:r>
+        <w:t xml:space="preserve">“Magnificent,” Father breathed, his eyes alight. “Look at the degradation! The way the jungle is performing a</w:t>
+      </w:r>
+      <w:r>
+        <w:t xml:space="preserve"> </w:t>
+      </w:r>
+      <w:r>
+        <w:rPr>
+          <w:i/>
+          <w:iCs/>
+        </w:rPr>
+        <w:t xml:space="preserve">literal</w:t>
+      </w:r>
+      <w:r>
+        <w:t xml:space="preserve"> </w:t>
+      </w:r>
+      <w:r>
+        <w:t xml:space="preserve">critique of the architectural imposition!”</w:t>
+      </w:r>
+    </w:p>
+    <w:p>
+      <w:pPr>
+        <w:pStyle w:val="BodyText"/>
+      </w:pPr>
+      <w:r>
+        <w:t xml:space="preserve">He practically scrambled down the slope, his scholarly fervour giving him a goat’s agility. I followed more slowly, a dread pooling in my stomach. The air here was still. Too still. The insect hum had dropped to a mere thrum. The place was an abscess in the forest.</w:t>
+      </w:r>
+    </w:p>
+    <w:p>
+      <w:pPr>
+        <w:pStyle w:val="BodyText"/>
+      </w:pPr>
+      <w:r>
+        <w:t xml:space="preserve">We crossed the overgrown clearing. The main double doors were gone, leaving a dark maw. A smell drifted out: not just mildew and decay, but something chemical, medicinal, gone profoundly bad. The ghost of carbolic soap and despair.</w:t>
+      </w:r>
+    </w:p>
+    <w:p>
+      <w:pPr>
+        <w:pStyle w:val="BodyText"/>
+      </w:pPr>
+      <w:r>
+        <w:t xml:space="preserve">Father paused on the threshold, not from fear, but from reverence. He removed his hat. “Listen,” he whispered.</w:t>
+      </w:r>
+    </w:p>
+    <w:p>
+      <w:pPr>
+        <w:pStyle w:val="BodyText"/>
+      </w:pPr>
+      <w:r>
+        <w:t xml:space="preserve">I listened. I heard the drip of water inside. A faint, papery rustle. And beneath it, a low, rhythmic sound.</w:t>
+      </w:r>
+      <w:r>
+        <w:t xml:space="preserve"> </w:t>
+      </w:r>
+      <w:r>
+        <w:rPr>
+          <w:i/>
+          <w:iCs/>
+        </w:rPr>
+        <w:t xml:space="preserve">Scrape… drag. Scrape… drag.</w:t>
+      </w:r>
+    </w:p>
+    <w:p>
+      <w:pPr>
+        <w:pStyle w:val="BodyText"/>
+      </w:pPr>
+      <w:r>
+        <w:t xml:space="preserve">My blood turned to ice. It was the same sound from the fort.</w:t>
+      </w:r>
+    </w:p>
+    <w:p>
+      <w:pPr>
+        <w:pStyle w:val="BodyText"/>
+      </w:pPr>
+      <w:r>
+        <w:t xml:space="preserve">Father heard it too, but his interpretation was different. “Rats, perhaps. Or a fallen branch moving in the wind.” He stepped inside.</w:t>
+      </w:r>
+    </w:p>
+    <w:p>
+      <w:pPr>
+        <w:pStyle w:val="BodyText"/>
+      </w:pPr>
+      <w:r>
+        <w:t xml:space="preserve">I had no choice but to follow.</w:t>
+      </w:r>
+    </w:p>
+    <w:p>
+      <w:pPr>
+        <w:pStyle w:val="BodyText"/>
+      </w:pPr>
+      <w:r>
+        <w:t xml:space="preserve">The interior was a cathedral of ruin. Shafts of greenish light pierced the broken roof, illuminating floating dust motes like suspended ash. The floor was a treacherous landscape of fallen plaster, broken tiles, and thick, velvety moss. Doorways led into blackness. A staircase climbed into shadow, missing half its banister.</w:t>
+      </w:r>
+    </w:p>
+    <w:p>
+      <w:pPr>
+        <w:pStyle w:val="BodyText"/>
+      </w:pPr>
+      <w:r>
+        <w:rPr>
+          <w:i/>
+          <w:iCs/>
+        </w:rPr>
+        <w:t xml:space="preserve">Scrape… drag.</w:t>
+      </w:r>
+    </w:p>
+    <w:p>
+      <w:pPr>
+        <w:pStyle w:val="BodyText"/>
+      </w:pPr>
+      <w:r>
+        <w:t xml:space="preserve">It came from our right, down a corridor.</w:t>
+      </w:r>
+    </w:p>
+    <w:p>
+      <w:pPr>
+        <w:pStyle w:val="BodyText"/>
+      </w:pPr>
+      <w:r>
+        <w:t xml:space="preserve">Father was already moving toward it, taking a small flashlight from his satchel. The beam cut a wobbly path through the gloom. The corridor was lined with doors, some ajar, some closed. Plaque numbers hung askew:</w:t>
+      </w:r>
+      <w:r>
+        <w:t xml:space="preserve"> </w:t>
+      </w:r>
+      <w:r>
+        <w:rPr>
+          <w:i/>
+          <w:iCs/>
+        </w:rPr>
+        <w:t xml:space="preserve">Ward 3. Surgery. Supply.</w:t>
+      </w:r>
+    </w:p>
+    <w:p>
+      <w:pPr>
+        <w:pStyle w:val="BodyText"/>
+      </w:pPr>
+      <w:r>
+        <w:t xml:space="preserve">The sound was closer now. And there was another sound with it. A low, monotonous muttering.</w:t>
+      </w:r>
+    </w:p>
+    <w:p>
+      <w:pPr>
+        <w:pStyle w:val="BodyText"/>
+      </w:pPr>
+      <w:r>
+        <w:t xml:space="preserve">We reached the end of the corridor. It opened into a large room—a ward. Iron bedframes, rusted into grotesque sculptures, were lined in rows. Most were empty. In the far corner, one bed was occupied.</w:t>
+      </w:r>
+    </w:p>
+    <w:p>
+      <w:pPr>
+        <w:pStyle w:val="BodyText"/>
+      </w:pPr>
+      <w:r>
+        <w:t xml:space="preserve">A figure sat on the edge of it, bent over. It wore the tattered, stained remains of a nun’s habit. Its head was bowed, and in its hands, it held a roll of bandages. It was winding, and unwinding, winding and unwinding the same bandage around its own forearm. The action was precise, obsessive.</w:t>
+      </w:r>
+      <w:r>
+        <w:t xml:space="preserve"> </w:t>
+      </w:r>
+      <w:r>
+        <w:rPr>
+          <w:i/>
+          <w:iCs/>
+        </w:rPr>
+        <w:t xml:space="preserve">Scrape</w:t>
+      </w:r>
+      <w:r>
+        <w:t xml:space="preserve"> </w:t>
+      </w:r>
+      <w:r>
+        <w:t xml:space="preserve">(the bandage pulling tight),</w:t>
+      </w:r>
+      <w:r>
+        <w:t xml:space="preserve"> </w:t>
+      </w:r>
+      <w:r>
+        <w:rPr>
+          <w:i/>
+          <w:iCs/>
+        </w:rPr>
+        <w:t xml:space="preserve">drag</w:t>
+      </w:r>
+      <w:r>
+        <w:t xml:space="preserve"> </w:t>
+      </w:r>
+      <w:r>
+        <w:t xml:space="preserve">(a loose end brushing the floor).</w:t>
+      </w:r>
+    </w:p>
+    <w:p>
+      <w:pPr>
+        <w:pStyle w:val="BodyText"/>
+      </w:pPr>
+      <w:r>
+        <w:t xml:space="preserve">The muttering was a list. “…spirit of camphor, tincture of mercury, laudanum twenty drops, chloride of lime solution, prayer, prayer, prayer…”</w:t>
+      </w:r>
+    </w:p>
+    <w:p>
+      <w:pPr>
+        <w:pStyle w:val="BodyText"/>
+      </w:pPr>
+      <w:r>
+        <w:t xml:space="preserve">Father shone the light directly on her.</w:t>
+      </w:r>
+    </w:p>
+    <w:p>
+      <w:pPr>
+        <w:pStyle w:val="BodyText"/>
+      </w:pPr>
+      <w:r>
+        <w:t xml:space="preserve">She did not startle. She slowly stopped her winding and looked up.</w:t>
+      </w:r>
+    </w:p>
+    <w:p>
+      <w:pPr>
+        <w:pStyle w:val="BodyText"/>
+      </w:pPr>
+      <w:r>
+        <w:t xml:space="preserve">She had no face. Not in a grotesque, melted way. Where her face should have been was a smooth, blank oval of pale skin, like a nurse’s cap pulled too tight. No eyes, no nose, no mouth. Just that terrible, finished blankness.</w:t>
+      </w:r>
+    </w:p>
+    <w:p>
+      <w:pPr>
+        <w:pStyle w:val="BodyText"/>
+      </w:pPr>
+      <w:r>
+        <w:t xml:space="preserve">Yet she</w:t>
+      </w:r>
+      <w:r>
+        <w:t xml:space="preserve"> </w:t>
+      </w:r>
+      <w:r>
+        <w:rPr>
+          <w:i/>
+          <w:iCs/>
+        </w:rPr>
+        <w:t xml:space="preserve">saw</w:t>
+      </w:r>
+      <w:r>
+        <w:t xml:space="preserve"> </w:t>
+      </w:r>
+      <w:r>
+        <w:t xml:space="preserve">us. I felt the attention like a pressure.</w:t>
+      </w:r>
+    </w:p>
+    <w:p>
+      <w:pPr>
+        <w:pStyle w:val="BodyText"/>
+      </w:pPr>
+      <w:r>
+        <w:t xml:space="preserve">“Sister?” Father’s voice was a dry crackle. The anthropologist in him was battling the animal for control. “We mean no intrusion. We are here to document.”</w:t>
+      </w:r>
+    </w:p>
+    <w:p>
+      <w:pPr>
+        <w:pStyle w:val="BodyText"/>
+      </w:pPr>
+      <w:r>
+        <w:t xml:space="preserve">The faceless head tilted. The muttering stopped. She stood up. She was tall, impossibly so. She dropped the bandage. It unspooled on the floor like a white tongue.</w:t>
+      </w:r>
+    </w:p>
+    <w:p>
+      <w:pPr>
+        <w:pStyle w:val="BodyText"/>
+      </w:pPr>
+      <w:r>
+        <w:t xml:space="preserve">She took a step toward us. Then another. Her movement was not a shuffle, but a glide, as if on casters.</w:t>
+      </w:r>
+    </w:p>
+    <w:p>
+      <w:pPr>
+        <w:pStyle w:val="BodyText"/>
+      </w:pPr>
+      <w:r>
+        <w:t xml:space="preserve">Father took a step back. The flashlight beam trembled on her blank visage.</w:t>
+      </w:r>
+    </w:p>
+    <w:p>
+      <w:pPr>
+        <w:pStyle w:val="BodyText"/>
+      </w:pPr>
+      <w:r>
+        <w:t xml:space="preserve">“The treatment is not complete,” she said. Her voice was not a voice. It was the sound of many pages being turned at once in a quiet library. “The inventory is not balanced. You are a new entry. A new symptom.”</w:t>
+      </w:r>
+    </w:p>
+    <w:p>
+      <w:pPr>
+        <w:pStyle w:val="BodyText"/>
+      </w:pPr>
+      <w:r>
+        <w:t xml:space="preserve">She raised a hand, long, pale fingers pointing at my father’s satchel. “Your papers. They require triage.”</w:t>
+      </w:r>
+    </w:p>
+    <w:p>
+      <w:pPr>
+        <w:pStyle w:val="BodyText"/>
+      </w:pPr>
+      <w:r>
+        <w:t xml:space="preserve">“Stay back,” Father commanded, but the command had no air behind it.</w:t>
+      </w:r>
+    </w:p>
+    <w:p>
+      <w:pPr>
+        <w:pStyle w:val="BodyText"/>
+      </w:pPr>
+      <w:r>
+        <w:t xml:space="preserve">She glided closer. The smell of bad medicine intensified, sweet and putrid.</w:t>
+      </w:r>
+    </w:p>
+    <w:p>
+      <w:pPr>
+        <w:pStyle w:val="BodyText"/>
+      </w:pPr>
+      <w:r>
+        <w:t xml:space="preserve">I acted without thinking. I grabbed a piece of fallen plaster from the floor and hurled it. It didn’t hit her. It sailed through the space where she was and shattered against the far wall.</w:t>
+      </w:r>
+    </w:p>
+    <w:p>
+      <w:pPr>
+        <w:pStyle w:val="BodyText"/>
+      </w:pPr>
+      <w:r>
+        <w:t xml:space="preserve">But she stopped. Her blank head turned toward the sound of the shattering. As if the</w:t>
+      </w:r>
+      <w:r>
+        <w:t xml:space="preserve"> </w:t>
+      </w:r>
+      <w:r>
+        <w:rPr>
+          <w:i/>
+          <w:iCs/>
+        </w:rPr>
+        <w:t xml:space="preserve">disorder</w:t>
+      </w:r>
+      <w:r>
+        <w:t xml:space="preserve"> </w:t>
+      </w:r>
+      <w:r>
+        <w:t xml:space="preserve">of it, the sudden break in the ritual, was an anomaly her programming couldn’t process.</w:t>
+      </w:r>
+    </w:p>
+    <w:p>
+      <w:pPr>
+        <w:pStyle w:val="BodyText"/>
+      </w:pPr>
+      <w:r>
+        <w:t xml:space="preserve">“Run,” I hissed at my father.</w:t>
+      </w:r>
+    </w:p>
+    <w:p>
+      <w:pPr>
+        <w:pStyle w:val="BodyText"/>
+      </w:pPr>
+      <w:r>
+        <w:t xml:space="preserve">He was paralyzed, staring at the faceless nun, his life’s work of analyzing ghosts colliding with the reality of one.</w:t>
+      </w:r>
+    </w:p>
+    <w:p>
+      <w:pPr>
+        <w:pStyle w:val="BodyText"/>
+      </w:pPr>
+      <w:r>
+        <w:t xml:space="preserve">I grabbed his arm and yanked him backward. We stumbled into the corridor. I heard the soft</w:t>
+      </w:r>
+      <w:r>
+        <w:t xml:space="preserve"> </w:t>
+      </w:r>
+      <w:r>
+        <w:rPr>
+          <w:i/>
+          <w:iCs/>
+        </w:rPr>
+        <w:t xml:space="preserve">shush</w:t>
+      </w:r>
+      <w:r>
+        <w:t xml:space="preserve"> </w:t>
+      </w:r>
+      <w:r>
+        <w:t xml:space="preserve">of her habit behind us, the resumed mutter. “…contamination… quarantine procedure…”</w:t>
+      </w:r>
+    </w:p>
+    <w:p>
+      <w:pPr>
+        <w:pStyle w:val="BodyText"/>
+      </w:pPr>
+      <w:r>
+        <w:t xml:space="preserve">We ran. We crashed through the main hall, slipping on moss, our footsteps echoing monstrously in the stone vault. We burst out into the blinding, green daylight and did not stop running until we were halfway up the opposite slope, lungs burning, thorns tearing at our clothes.</w:t>
+      </w:r>
+    </w:p>
+    <w:p>
+      <w:pPr>
+        <w:pStyle w:val="BodyText"/>
+      </w:pPr>
+      <w:r>
+        <w:t xml:space="preserve">We collapsed behind a giant fig tree, gasping. Father’s hat was gone. His face was grey, his eyes wide with something that was not fear, but a profound, cognitive rupture.</w:t>
+      </w:r>
+    </w:p>
+    <w:p>
+      <w:pPr>
+        <w:pStyle w:val="BodyText"/>
+      </w:pPr>
+      <w:r>
+        <w:t xml:space="preserve">“Did you see…” he panted. “The… the</w:t>
+      </w:r>
+      <w:r>
+        <w:t xml:space="preserve"> </w:t>
+      </w:r>
+      <w:r>
+        <w:rPr>
+          <w:i/>
+          <w:iCs/>
+        </w:rPr>
+        <w:t xml:space="preserve">blankness</w:t>
+      </w:r>
+      <w:r>
+        <w:t xml:space="preserve">… It wasn’t decay… It was…</w:t>
+      </w:r>
+      <w:r>
+        <w:t xml:space="preserve"> </w:t>
+      </w:r>
+      <w:r>
+        <w:rPr>
+          <w:i/>
+          <w:iCs/>
+        </w:rPr>
+        <w:t xml:space="preserve">completion</w:t>
+      </w:r>
+      <w:r>
+        <w:t xml:space="preserve">. A finished form.”</w:t>
+      </w:r>
+    </w:p>
+    <w:p>
+      <w:pPr>
+        <w:pStyle w:val="BodyText"/>
+      </w:pPr>
+      <w:r>
+        <w:t xml:space="preserve">He was trying to fit it into his framework. A new category of ruin.</w:t>
+      </w:r>
+    </w:p>
+    <w:p>
+      <w:pPr>
+        <w:pStyle w:val="BodyText"/>
+      </w:pPr>
+      <w:r>
+        <w:t xml:space="preserve">I just trembled, hugging my knees. I saw the bandage. I heard the list. The hospital wasn’t haunted by the dead. It was haunted by the</w:t>
+      </w:r>
+      <w:r>
+        <w:t xml:space="preserve"> </w:t>
+      </w:r>
+      <w:r>
+        <w:rPr>
+          <w:i/>
+          <w:iCs/>
+        </w:rPr>
+        <w:t xml:space="preserve">procedure</w:t>
+      </w:r>
+      <w:r>
+        <w:t xml:space="preserve">. The endless, mindless repetition of care that had failed. A stuck record of healing.</w:t>
+      </w:r>
+    </w:p>
+    <w:p>
+      <w:pPr>
+        <w:pStyle w:val="BodyText"/>
+      </w:pPr>
+      <w:r>
+        <w:t xml:space="preserve">After a long time, he stood. He looked back down at the grey stone building, now silent and innocent-looking in its bower of vines. The scholar reasserted itself, a survival mechanism. “Fascinating. A phenomenological haunting. Not a person, but a</w:t>
+      </w:r>
+      <w:r>
+        <w:t xml:space="preserve"> </w:t>
+      </w:r>
+      <w:r>
+        <w:rPr>
+          <w:i/>
+          <w:iCs/>
+        </w:rPr>
+        <w:t xml:space="preserve">process</w:t>
+      </w:r>
+      <w:r>
+        <w:t xml:space="preserve"> </w:t>
+      </w:r>
+      <w:r>
+        <w:t xml:space="preserve">made manifest. Cheltham… imagine if his ministry… if bureaucracy itself…”</w:t>
+      </w:r>
+    </w:p>
+    <w:p>
+      <w:pPr>
+        <w:pStyle w:val="BodyText"/>
+      </w:pPr>
+      <w:r>
+        <w:t xml:space="preserve">He was already writing the paper in his head. The terror was being metabolized into theory.</w:t>
+      </w:r>
+    </w:p>
+    <w:p>
+      <w:pPr>
+        <w:pStyle w:val="BodyText"/>
+      </w:pPr>
+      <w:r>
+        <w:t xml:space="preserve">We walked back to Port James in a thick, exhausted silence. The journey took forever. The jungle now felt watchful, complicit.</w:t>
+      </w:r>
+    </w:p>
+    <w:p>
+      <w:pPr>
+        <w:pStyle w:val="BodyText"/>
+      </w:pPr>
+      <w:r>
+        <w:t xml:space="preserve">We arrived at the bungalow as the last light was failing. Mother was on the veranda. She took one look at our torn clothes, our hollow eyes, and my father’s missing hat. She said nothing. She just went inside and put the kettle on.</w:t>
+      </w:r>
+    </w:p>
+    <w:p>
+      <w:pPr>
+        <w:pStyle w:val="BodyText"/>
+      </w:pPr>
+      <w:r>
+        <w:t xml:space="preserve">In my room, I didn’t light the lamp. I sat in the dark. I opened my ration book to the last page I’d drawn—the doorway with the columns of accounting. I took my charcoal.</w:t>
+      </w:r>
+    </w:p>
+    <w:p>
+      <w:pPr>
+        <w:pStyle w:val="BodyText"/>
+      </w:pPr>
+      <w:r>
+        <w:t xml:space="preserve">With a few swift, hard strokes, I drew the faceless nun. Not in detail, but in essence. A tall, blank column. And from her outstretched hand, I drew lines that were not bandages, but lists. Lists that wound around the trees, the stones, the house, my father’s satchel. A web of relentless, meaningless categorization.</w:t>
+      </w:r>
+    </w:p>
+    <w:p>
+      <w:pPr>
+        <w:pStyle w:val="BodyText"/>
+      </w:pPr>
+      <w:r>
+        <w:t xml:space="preserve">This was the aftermath. Not just of war, or empire. Of</w:t>
+      </w:r>
+      <w:r>
+        <w:t xml:space="preserve"> </w:t>
+      </w:r>
+      <w:r>
+        <w:rPr>
+          <w:i/>
+          <w:iCs/>
+        </w:rPr>
+        <w:t xml:space="preserve">intention</w:t>
+      </w:r>
+      <w:r>
+        <w:t xml:space="preserve">. When a powerful intention dies, it doesn’t just vanish. It goes rogue. It repeats itself in the void, a phantom limb of purpose still trying to grasp, to organize, to treat a world that is no longer sick, but simply</w:t>
+      </w:r>
+      <w:r>
+        <w:t xml:space="preserve"> </w:t>
+      </w:r>
+      <w:r>
+        <w:rPr>
+          <w:i/>
+          <w:iCs/>
+        </w:rPr>
+        <w:t xml:space="preserve">other</w:t>
+      </w:r>
+      <w:r>
+        <w:t xml:space="preserve">.</w:t>
+      </w:r>
+    </w:p>
+    <w:p>
+      <w:pPr>
+        <w:pStyle w:val="BodyText"/>
+      </w:pPr>
+      <w:r>
+        <w:t xml:space="preserve">I heard my father in his study. The scratch of his pen. He was already documenting the phenomenon. Making it his. Another entry in his ledger.</w:t>
+      </w:r>
+    </w:p>
+    <w:p>
+      <w:pPr>
+        <w:pStyle w:val="BodyText"/>
+      </w:pPr>
+      <w:r>
+        <w:t xml:space="preserve">I closed the book. The house was quiet. Out in the night, I heard the distant, comforting</w:t>
+      </w:r>
+      <w:r>
+        <w:t xml:space="preserve"> </w:t>
+      </w:r>
+      <w:r>
+        <w:rPr>
+          <w:i/>
+          <w:iCs/>
+        </w:rPr>
+        <w:t xml:space="preserve">clack-clack-clack</w:t>
+      </w:r>
+      <w:r>
+        <w:t xml:space="preserve"> </w:t>
+      </w:r>
+      <w:r>
+        <w:t xml:space="preserve">of Joseph mending his nets. A sound of repair, of making whole. Not a list. A knot.</w:t>
+      </w:r>
+    </w:p>
+    <w:p>
+      <w:pPr>
+        <w:pStyle w:val="BodyText"/>
+      </w:pPr>
+      <w:r>
+        <w:t xml:space="preserve">I knew then that Cheltham, with his clipboard, and the ledger-ghost, and the bandage-nun, and my father in his study, were all part of the same terrible continuum. The need to impose order on the beautiful, terrifying chaos of what simply</w:t>
+      </w:r>
+      <w:r>
+        <w:t xml:space="preserve"> </w:t>
+      </w:r>
+      <w:r>
+        <w:rPr>
+          <w:i/>
+          <w:iCs/>
+        </w:rPr>
+        <w:t xml:space="preserve">is</w:t>
+      </w:r>
+      <w:r>
+        <w:t xml:space="preserve">.</w:t>
+      </w:r>
+    </w:p>
+    <w:p>
+      <w:pPr>
+        <w:pStyle w:val="BodyText"/>
+      </w:pPr>
+      <w:r>
+        <w:t xml:space="preserve">And I knew I had to find a different way to see. Before the world either got filed away, or treated into oblivion, or worse—before I started seeing blank faces in the mirror, and felt the urge to make lists of my own.</w:t>
+      </w:r>
+    </w:p>
+    <w:p>
+      <w:r>
+        <w:pict>
+          <v:rect style="width:0;height:1.5pt" o:hralign="center" o:hrstd="t" o:hr="t"/>
+        </w:pict>
+      </w:r>
+    </w:p>
+    <w:bookmarkEnd w:id="16"/>
+    <w:bookmarkEnd w:id="17"/>
+    <w:bookmarkStart w:id="19" w:name="chapter-4"/>
+    <w:p>
+      <w:pPr>
+        <w:pStyle w:val="Heading1"/>
+      </w:pPr>
+      <w:r>
         <w:t xml:space="preserve">Chapter 4</w:t>
       </w:r>
     </w:p>
-    <w:bookmarkStart w:id="12" w:name="chapter-4-1"/>
+    <w:bookmarkStart w:id="18" w:name="chapter-4-1"/>
     <w:p>
       <w:pPr>
         <w:pStyle w:val="Heading2"/>
@@ -3041,9 +3133,9 @@
         </w:pict>
       </w:r>
     </w:p>
-    <w:bookmarkEnd w:id="12"/>
-    <w:bookmarkEnd w:id="13"/>
-    <w:bookmarkStart w:id="15" w:name="chapter-5"/>
+    <w:bookmarkEnd w:id="18"/>
+    <w:bookmarkEnd w:id="19"/>
+    <w:bookmarkStart w:id="21" w:name="chapter-5"/>
     <w:p>
       <w:pPr>
         <w:pStyle w:val="Heading1"/>
@@ -3052,7 +3144,7 @@
         <w:t xml:space="preserve">Chapter 5</w:t>
       </w:r>
     </w:p>
-    <w:bookmarkStart w:id="14" w:name="chapter-5-1"/>
+    <w:bookmarkStart w:id="20" w:name="chapter-5-1"/>
     <w:p>
       <w:pPr>
         <w:pStyle w:val="Heading2"/>
@@ -4157,9 +4249,9 @@
         </w:pict>
       </w:r>
     </w:p>
-    <w:bookmarkEnd w:id="14"/>
-    <w:bookmarkEnd w:id="15"/>
-    <w:bookmarkStart w:id="17" w:name="chapter-6"/>
+    <w:bookmarkEnd w:id="20"/>
+    <w:bookmarkEnd w:id="21"/>
+    <w:bookmarkStart w:id="23" w:name="chapter-6"/>
     <w:p>
       <w:pPr>
         <w:pStyle w:val="Heading1"/>
@@ -4168,7 +4260,7 @@
         <w:t xml:space="preserve">Chapter 6</w:t>
       </w:r>
     </w:p>
-    <w:bookmarkStart w:id="16" w:name="chapter-6-1"/>
+    <w:bookmarkStart w:id="22" w:name="chapter-6-1"/>
     <w:p>
       <w:pPr>
         <w:pStyle w:val="Heading2"/>
@@ -5735,9 +5827,9 @@
         </w:pict>
       </w:r>
     </w:p>
-    <w:bookmarkEnd w:id="16"/>
-    <w:bookmarkEnd w:id="17"/>
-    <w:bookmarkStart w:id="19" w:name="chapter-7"/>
+    <w:bookmarkEnd w:id="22"/>
+    <w:bookmarkEnd w:id="23"/>
+    <w:bookmarkStart w:id="25" w:name="chapter-7"/>
     <w:p>
       <w:pPr>
         <w:pStyle w:val="Heading1"/>
@@ -5746,7 +5838,7 @@
         <w:t xml:space="preserve">Chapter 7</w:t>
       </w:r>
     </w:p>
-    <w:bookmarkStart w:id="18" w:name="chapter-7-1"/>
+    <w:bookmarkStart w:id="24" w:name="chapter-7-1"/>
     <w:p>
       <w:pPr>
         <w:pStyle w:val="Heading2"/>
@@ -6275,9 +6367,9 @@
         </w:pict>
       </w:r>
     </w:p>
-    <w:bookmarkEnd w:id="18"/>
-    <w:bookmarkEnd w:id="19"/>
-    <w:bookmarkStart w:id="21" w:name="chapter-8"/>
+    <w:bookmarkEnd w:id="24"/>
+    <w:bookmarkEnd w:id="25"/>
+    <w:bookmarkStart w:id="27" w:name="chapter-8"/>
     <w:p>
       <w:pPr>
         <w:pStyle w:val="Heading1"/>
@@ -6286,7 +6378,7 @@
         <w:t xml:space="preserve">Chapter 8</w:t>
       </w:r>
     </w:p>
-    <w:bookmarkStart w:id="20" w:name="chapter-8-1"/>
+    <w:bookmarkStart w:id="26" w:name="chapter-8-1"/>
     <w:p>
       <w:pPr>
         <w:pStyle w:val="Heading2"/>
@@ -7341,9 +7433,9 @@
         </w:pict>
       </w:r>
     </w:p>
-    <w:bookmarkEnd w:id="20"/>
-    <w:bookmarkEnd w:id="21"/>
-    <w:bookmarkStart w:id="23" w:name="chapter-9"/>
+    <w:bookmarkEnd w:id="26"/>
+    <w:bookmarkEnd w:id="27"/>
+    <w:bookmarkStart w:id="29" w:name="chapter-9"/>
     <w:p>
       <w:pPr>
         <w:pStyle w:val="Heading1"/>
@@ -7352,7 +7444,7 @@
         <w:t xml:space="preserve">Chapter 9</w:t>
       </w:r>
     </w:p>
-    <w:bookmarkStart w:id="22" w:name="chapter-9-1"/>
+    <w:bookmarkStart w:id="28" w:name="chapter-9-1"/>
     <w:p>
       <w:pPr>
         <w:pStyle w:val="Heading2"/>
@@ -8349,9 +8441,9 @@
         </w:pict>
       </w:r>
     </w:p>
-    <w:bookmarkEnd w:id="22"/>
-    <w:bookmarkEnd w:id="23"/>
-    <w:bookmarkStart w:id="25" w:name="chapter-10"/>
+    <w:bookmarkEnd w:id="28"/>
+    <w:bookmarkEnd w:id="29"/>
+    <w:bookmarkStart w:id="31" w:name="chapter-10"/>
     <w:p>
       <w:pPr>
         <w:pStyle w:val="Heading1"/>
@@ -8360,7 +8452,7 @@
         <w:t xml:space="preserve">Chapter 10</w:t>
       </w:r>
     </w:p>
-    <w:bookmarkStart w:id="24" w:name="chapter-10-1"/>
+    <w:bookmarkStart w:id="30" w:name="chapter-10-1"/>
     <w:p>
       <w:pPr>
         <w:pStyle w:val="Heading2"/>
@@ -9038,9 +9130,9 @@
         </w:pict>
       </w:r>
     </w:p>
-    <w:bookmarkEnd w:id="24"/>
-    <w:bookmarkEnd w:id="25"/>
-    <w:bookmarkStart w:id="27" w:name="chapter-11"/>
+    <w:bookmarkEnd w:id="30"/>
+    <w:bookmarkEnd w:id="31"/>
+    <w:bookmarkStart w:id="33" w:name="chapter-11"/>
     <w:p>
       <w:pPr>
         <w:pStyle w:val="Heading1"/>
@@ -9049,7 +9141,7 @@
         <w:t xml:space="preserve">Chapter 11</w:t>
       </w:r>
     </w:p>
-    <w:bookmarkStart w:id="26" w:name="chapter-11-1"/>
+    <w:bookmarkStart w:id="32" w:name="chapter-11-1"/>
     <w:p>
       <w:pPr>
         <w:pStyle w:val="Heading2"/>
@@ -9833,9 +9925,9 @@
         </w:pict>
       </w:r>
     </w:p>
-    <w:bookmarkEnd w:id="26"/>
-    <w:bookmarkEnd w:id="27"/>
-    <w:bookmarkStart w:id="29" w:name="chapter-12"/>
+    <w:bookmarkEnd w:id="32"/>
+    <w:bookmarkEnd w:id="33"/>
+    <w:bookmarkStart w:id="35" w:name="chapter-12"/>
     <w:p>
       <w:pPr>
         <w:pStyle w:val="Heading1"/>
@@ -9844,7 +9936,7 @@
         <w:t xml:space="preserve">Chapter 12</w:t>
       </w:r>
     </w:p>
-    <w:bookmarkStart w:id="28" w:name="final-chapter"/>
+    <w:bookmarkStart w:id="34" w:name="final-chapter"/>
     <w:p>
       <w:pPr>
         <w:pStyle w:val="Heading2"/>
@@ -10409,9 +10501,9 @@
         </w:pict>
       </w:r>
     </w:p>
-    <w:bookmarkEnd w:id="28"/>
-    <w:bookmarkEnd w:id="29"/>
-    <w:bookmarkStart w:id="31" w:name="chapter-13"/>
+    <w:bookmarkEnd w:id="34"/>
+    <w:bookmarkEnd w:id="35"/>
+    <w:bookmarkStart w:id="37" w:name="chapter-13"/>
     <w:p>
       <w:pPr>
         <w:pStyle w:val="Heading1"/>
@@ -10420,7 +10512,7 @@
         <w:t xml:space="preserve">Chapter 13</w:t>
       </w:r>
     </w:p>
-    <w:bookmarkStart w:id="30" w:name="chapter-13-1"/>
+    <w:bookmarkStart w:id="36" w:name="chapter-13-1"/>
     <w:p>
       <w:pPr>
         <w:pStyle w:val="Heading2"/>
@@ -11220,9 +11312,9 @@
         </w:pict>
       </w:r>
     </w:p>
-    <w:bookmarkEnd w:id="30"/>
-    <w:bookmarkEnd w:id="31"/>
-    <w:bookmarkStart w:id="33" w:name="chapter-14"/>
+    <w:bookmarkEnd w:id="36"/>
+    <w:bookmarkEnd w:id="37"/>
+    <w:bookmarkStart w:id="39" w:name="chapter-14"/>
     <w:p>
       <w:pPr>
         <w:pStyle w:val="Heading1"/>
@@ -11231,7 +11323,7 @@
         <w:t xml:space="preserve">Chapter 14</w:t>
       </w:r>
     </w:p>
-    <w:bookmarkStart w:id="32" w:name="chapter-14-1"/>
+    <w:bookmarkStart w:id="38" w:name="chapter-14-1"/>
     <w:p>
       <w:pPr>
         <w:pStyle w:val="Heading2"/>
@@ -11883,9 +11975,9 @@
         </w:pict>
       </w:r>
     </w:p>
-    <w:bookmarkEnd w:id="32"/>
-    <w:bookmarkEnd w:id="33"/>
-    <w:bookmarkStart w:id="35" w:name="chapter-15"/>
+    <w:bookmarkEnd w:id="38"/>
+    <w:bookmarkEnd w:id="39"/>
+    <w:bookmarkStart w:id="41" w:name="chapter-15"/>
     <w:p>
       <w:pPr>
         <w:pStyle w:val="Heading1"/>
@@ -11894,7 +11986,7 @@
         <w:t xml:space="preserve">Chapter 15</w:t>
       </w:r>
     </w:p>
-    <w:bookmarkStart w:id="34" w:name="chapter-15-1"/>
+    <w:bookmarkStart w:id="40" w:name="chapter-15-1"/>
     <w:p>
       <w:pPr>
         <w:pStyle w:val="Heading2"/>
@@ -12763,9 +12855,9 @@
         </w:pict>
       </w:r>
     </w:p>
-    <w:bookmarkEnd w:id="34"/>
-    <w:bookmarkEnd w:id="35"/>
-    <w:bookmarkStart w:id="37" w:name="chapter-16"/>
+    <w:bookmarkEnd w:id="40"/>
+    <w:bookmarkEnd w:id="41"/>
+    <w:bookmarkStart w:id="43" w:name="chapter-16"/>
     <w:p>
       <w:pPr>
         <w:pStyle w:val="Heading1"/>
@@ -12774,7 +12866,7 @@
         <w:t xml:space="preserve">Chapter 16</w:t>
       </w:r>
     </w:p>
-    <w:bookmarkStart w:id="36" w:name="chapter-16-1"/>
+    <w:bookmarkStart w:id="42" w:name="chapter-16-1"/>
     <w:p>
       <w:pPr>
         <w:pStyle w:val="Heading2"/>
@@ -13266,9 +13358,9 @@
         </w:pict>
       </w:r>
     </w:p>
-    <w:bookmarkEnd w:id="36"/>
-    <w:bookmarkEnd w:id="37"/>
-    <w:bookmarkStart w:id="39" w:name="chapter-17"/>
+    <w:bookmarkEnd w:id="42"/>
+    <w:bookmarkEnd w:id="43"/>
+    <w:bookmarkStart w:id="45" w:name="chapter-17"/>
     <w:p>
       <w:pPr>
         <w:pStyle w:val="Heading1"/>
@@ -13277,7 +13369,7 @@
         <w:t xml:space="preserve">Chapter 17</w:t>
       </w:r>
     </w:p>
-    <w:bookmarkStart w:id="38" w:name="chapter-17-1"/>
+    <w:bookmarkStart w:id="44" w:name="chapter-17-1"/>
     <w:p>
       <w:pPr>
         <w:pStyle w:val="Heading2"/>
@@ -13914,9 +14006,9 @@
         </w:pict>
       </w:r>
     </w:p>
-    <w:bookmarkEnd w:id="38"/>
-    <w:bookmarkEnd w:id="39"/>
-    <w:bookmarkStart w:id="41" w:name="chapter-18"/>
+    <w:bookmarkEnd w:id="44"/>
+    <w:bookmarkEnd w:id="45"/>
+    <w:bookmarkStart w:id="47" w:name="chapter-18"/>
     <w:p>
       <w:pPr>
         <w:pStyle w:val="Heading1"/>
@@ -13925,7 +14017,7 @@
         <w:t xml:space="preserve">Chapter 18</w:t>
       </w:r>
     </w:p>
-    <w:bookmarkStart w:id="40" w:name="chapter-18-1"/>
+    <w:bookmarkStart w:id="46" w:name="chapter-18-1"/>
     <w:p>
       <w:pPr>
         <w:pStyle w:val="Heading2"/>
@@ -14747,9 +14839,9 @@
         </w:pict>
       </w:r>
     </w:p>
-    <w:bookmarkEnd w:id="40"/>
-    <w:bookmarkEnd w:id="41"/>
-    <w:bookmarkStart w:id="43" w:name="chapter-19"/>
+    <w:bookmarkEnd w:id="46"/>
+    <w:bookmarkEnd w:id="47"/>
+    <w:bookmarkStart w:id="49" w:name="chapter-19"/>
     <w:p>
       <w:pPr>
         <w:pStyle w:val="Heading1"/>
@@ -14758,7 +14850,7 @@
         <w:t xml:space="preserve">Chapter 19</w:t>
       </w:r>
     </w:p>
-    <w:bookmarkStart w:id="42" w:name="chapter-19-1"/>
+    <w:bookmarkStart w:id="48" w:name="chapter-19-1"/>
     <w:p>
       <w:pPr>
         <w:pStyle w:val="Heading2"/>
@@ -15694,9 +15786,9 @@
         </w:pict>
       </w:r>
     </w:p>
-    <w:bookmarkEnd w:id="42"/>
-    <w:bookmarkEnd w:id="43"/>
-    <w:bookmarkStart w:id="45" w:name="chapter-20"/>
+    <w:bookmarkEnd w:id="48"/>
+    <w:bookmarkEnd w:id="49"/>
+    <w:bookmarkStart w:id="51" w:name="chapter-20"/>
     <w:p>
       <w:pPr>
         <w:pStyle w:val="Heading1"/>
@@ -15705,7 +15797,7 @@
         <w:t xml:space="preserve">Chapter 20</w:t>
       </w:r>
     </w:p>
-    <w:bookmarkStart w:id="44" w:name="chapter-20-1"/>
+    <w:bookmarkStart w:id="50" w:name="chapter-20-1"/>
     <w:p>
       <w:pPr>
         <w:pStyle w:val="Heading2"/>
@@ -16491,9 +16583,9 @@
         </w:pict>
       </w:r>
     </w:p>
-    <w:bookmarkEnd w:id="44"/>
-    <w:bookmarkEnd w:id="45"/>
-    <w:bookmarkStart w:id="47" w:name="chapter-21"/>
+    <w:bookmarkEnd w:id="50"/>
+    <w:bookmarkEnd w:id="51"/>
+    <w:bookmarkStart w:id="53" w:name="chapter-21"/>
     <w:p>
       <w:pPr>
         <w:pStyle w:val="Heading1"/>
@@ -16502,7 +16594,7 @@
         <w:t xml:space="preserve">Chapter 21</w:t>
       </w:r>
     </w:p>
-    <w:bookmarkStart w:id="46" w:name="chapter-21-1"/>
+    <w:bookmarkStart w:id="52" w:name="chapter-21-1"/>
     <w:p>
       <w:pPr>
         <w:pStyle w:val="Heading2"/>
@@ -17195,9 +17287,9 @@
         </w:pict>
       </w:r>
     </w:p>
-    <w:bookmarkEnd w:id="46"/>
-    <w:bookmarkEnd w:id="47"/>
-    <w:bookmarkStart w:id="49" w:name="chapter-22"/>
+    <w:bookmarkEnd w:id="52"/>
+    <w:bookmarkEnd w:id="53"/>
+    <w:bookmarkStart w:id="55" w:name="chapter-22"/>
     <w:p>
       <w:pPr>
         <w:pStyle w:val="Heading1"/>
@@ -17206,7 +17298,7 @@
         <w:t xml:space="preserve">Chapter 22</w:t>
       </w:r>
     </w:p>
-    <w:bookmarkStart w:id="48" w:name="chapter-22-1"/>
+    <w:bookmarkStart w:id="54" w:name="chapter-22-1"/>
     <w:p>
       <w:pPr>
         <w:pStyle w:val="Heading2"/>
@@ -18086,9 +18178,9 @@
         </w:pict>
       </w:r>
     </w:p>
-    <w:bookmarkEnd w:id="48"/>
-    <w:bookmarkEnd w:id="49"/>
-    <w:bookmarkStart w:id="51" w:name="chapter-23"/>
+    <w:bookmarkEnd w:id="54"/>
+    <w:bookmarkEnd w:id="55"/>
+    <w:bookmarkStart w:id="57" w:name="chapter-23"/>
     <w:p>
       <w:pPr>
         <w:pStyle w:val="Heading1"/>
@@ -18097,7 +18189,7 @@
         <w:t xml:space="preserve">Chapter 23</w:t>
       </w:r>
     </w:p>
-    <w:bookmarkStart w:id="50" w:name="chapter-23-1"/>
+    <w:bookmarkStart w:id="56" w:name="chapter-23-1"/>
     <w:p>
       <w:pPr>
         <w:pStyle w:val="Heading2"/>
@@ -19449,9 +19541,9 @@
         </w:pict>
       </w:r>
     </w:p>
-    <w:bookmarkEnd w:id="50"/>
-    <w:bookmarkEnd w:id="51"/>
-    <w:bookmarkStart w:id="53" w:name="chapter-24"/>
+    <w:bookmarkEnd w:id="56"/>
+    <w:bookmarkEnd w:id="57"/>
+    <w:bookmarkStart w:id="59" w:name="chapter-24"/>
     <w:p>
       <w:pPr>
         <w:pStyle w:val="Heading1"/>
@@ -19460,7 +19552,7 @@
         <w:t xml:space="preserve">Chapter 24</w:t>
       </w:r>
     </w:p>
-    <w:bookmarkStart w:id="52" w:name="chapter-24-1"/>
+    <w:bookmarkStart w:id="58" w:name="chapter-24-1"/>
     <w:p>
       <w:pPr>
         <w:pStyle w:val="Heading2"/>
@@ -20480,8 +20572,8 @@
         <w:t xml:space="preserve">END OF CHAPTER 24</w:t>
       </w:r>
     </w:p>
-    <w:bookmarkEnd w:id="52"/>
-    <w:bookmarkEnd w:id="53"/>
+    <w:bookmarkEnd w:id="58"/>
+    <w:bookmarkEnd w:id="59"/>
     <w:sectPr>
       <w:footnotePr>
         <w:numRestart w:val="eachSect"/>

--- a/formats/postwar_existentialist_surrealist_colonial_aftermath_complete.docx
+++ b/formats/postwar_existentialist_surrealist_colonial_aftermath_complete.docx
@@ -99,7 +99,7 @@
         <w:pStyle w:val="FirstParagraph"/>
       </w:pPr>
       <w:r>
-        <w:t xml:space="preserve">The cartographer’s pen had bled a new border across my father’s land, a line of India ink that smelled of cloves and decay. I pressed my thumb into the wet parchment, smearing the colony into a bruise. The official merely sighed, dipped his nib again, and drew my fingerprint around the stain, naming it a sovereign state.</w:t>
+        <w:t xml:space="preserve">Cairo’s dust tasted of rust and forgotten sugar. It coated the back of his throat, this grit that was once a palace, a market, a man. He walked through a city that remembered itself differently, its avenues now sketched in phantom lines across his tongue.</w:t>
       </w:r>
     </w:p>
     <w:p>
